--- a/01_《三人行》全24集全流程标杆成品库/03_剧作结构、悬念节奏与视听解码/EP14_《三人行》第十四集《继承》剧作结构、悬念节奏与视听解码.docx
+++ b/01_《三人行》全24集全流程标杆成品库/03_剧作结构、悬念节奏与视听解码/EP14_《三人行》第十四集《继承》剧作结构、悬念节奏与视听解码.docx
@@ -204,19 +204,8 @@
             <w:shd w:fill="1F3864"/>
           </w:tcPr>
           <w:p>
-            <w:pPr>
-              <w:spacing w:before="40" w:after="40" w:line="312" w:lineRule="auto"/>
-              <w:jc w:val="center"/>
-            </w:pPr>
-            <w:r/>
             <w:r>
-              <w:rPr>
-                <w:rFonts w:ascii="Arial" w:hAnsi="Arial" w:eastAsia="黑体"/>
-                <w:b/>
-                <w:color w:val="FFFFFF"/>
-                <w:sz w:val="19"/>
-              </w:rPr>
-              <w:t>核心道具 / 文字意象载体</w:t>
+              <w:t>当集核心道具 / 屏幕文字 / 微镜像载体</w:t>
             </w:r>
           </w:p>
         </w:tc>
@@ -233,1618 +222,164 @@
             <w:shd w:fill="1F3864"/>
           </w:tcPr>
           <w:p>
-            <w:pPr>
-              <w:spacing w:before="40" w:after="40" w:line="312" w:lineRule="auto"/>
-              <w:jc w:val="center"/>
-            </w:pPr>
-            <w:r/>
             <w:r>
-              <w:rPr>
-                <w:rFonts w:ascii="Arial" w:hAnsi="Arial" w:eastAsia="黑体"/>
-                <w:b/>
-                <w:color w:val="FFFFFF"/>
-                <w:sz w:val="19"/>
-              </w:rPr>
               <w:t>本集物理实证、微距文字原文与跨集因果闭环解析</w:t>
             </w:r>
           </w:p>
         </w:tc>
       </w:tr>
       <w:tr>
-        <w:trPr>
-          <w:cantSplit/>
-        </w:trPr>
         <w:tc>
           <w:tcPr>
-            <w:tcW w:type="dxa" w:w="3024"/>
-            <w:vAlign w:val="center"/>
+            <w:tcW w:type="dxa" w:w="5184"/>
             <w:tcMar>
-              <w:top w:w="105" w:type="dxa"/>
-              <w:bottom w:w="105" w:type="dxa"/>
-              <w:left w:w="145" w:type="dxa"/>
-              <w:right w:w="145" w:type="dxa"/>
+              <w:top w:w="70" w:type="dxa"/>
+              <w:bottom w:w="70" w:type="dxa"/>
+              <w:left w:w="100" w:type="dxa"/>
+              <w:right w:w="100" w:type="dxa"/>
             </w:tcMar>
+            <w:shd w:fill="FFFFFF"/>
           </w:tcPr>
           <w:p>
             <w:pPr>
-              <w:spacing w:before="40" w:after="40" w:line="341" w:lineRule="auto"/>
               <w:jc w:val="left"/>
             </w:pPr>
-            <w:r/>
             <w:r>
               <w:rPr>
-                <w:rFonts w:ascii="Times New Roman" w:hAnsi="Times New Roman" w:eastAsia="宋体"/>
+                <w:rFonts w:ascii="黑体" w:hAnsi="黑体"/>
                 <w:b/>
-                <w:color w:val="191919"/>
-                <w:sz w:val="19"/>
               </w:rPr>
-              <w:t>14-1　内　长林八中·高一十班教室·罗爱文家书房与未来杂志社活动室 — 日/夜</w:t>
+              <w:t>2058点对点监测红色警报与“误判”按钮</w:t>
+              <w:br/>
+              <w:t>（14-3／14-6场）</w:t>
             </w:r>
           </w:p>
         </w:tc>
         <w:tc>
           <w:tcPr>
-            <w:tcW w:type="dxa" w:w="7344"/>
-            <w:vAlign w:val="center"/>
+            <w:tcW w:type="dxa" w:w="5184"/>
             <w:tcMar>
-              <w:top w:w="105" w:type="dxa"/>
-              <w:bottom w:w="105" w:type="dxa"/>
-              <w:left w:w="145" w:type="dxa"/>
-              <w:right w:w="145" w:type="dxa"/>
+              <w:top w:w="70" w:type="dxa"/>
+              <w:bottom w:w="70" w:type="dxa"/>
+              <w:left w:w="100" w:type="dxa"/>
+              <w:right w:w="100" w:type="dxa"/>
             </w:tcMar>
+            <w:shd w:fill="FFFFFF"/>
           </w:tcPr>
           <w:p>
             <w:pPr>
-              <w:spacing w:before="40" w:after="40" w:line="341" w:lineRule="auto"/>
               <w:jc w:val="left"/>
             </w:pPr>
-            <w:r/>
             <w:r>
               <w:rPr>
-                <w:rFonts w:ascii="Times New Roman" w:hAnsi="Times New Roman" w:eastAsia="宋体"/>
+                <w:rFonts w:ascii="宋体" w:hAnsi="宋体"/>
                 <w:b w:val="0"/>
-                <w:color w:val="191919"/>
-                <w:sz w:val="19"/>
               </w:rPr>
-              <w:t>【出场人物】戴娟、全班同学、罗爱文、荀未来、杂志社社员</w:t>
-              <w:br/>
-              <w:t>【戏剧推进】白天的长林八中高一十班教室内，墙面贴着“惜时如金 勤奋进取”的标语。教导主任戴娟手里捏着半截粉笔站在讲台前，向全班同学宣布即将开展的学工实践活动通知。 下课前说个事儿啊。学工实践活动，咱们班和九班是第一轮。这周六上午八点校门口集合出发，要住一晚，东西都带好了，周日下午集体返回学校。下课。 戴娟话音刚落，全班同学顿时一片哀嚎，纷纷瘫靠在椅背上齐声叹气。</w:t>
+              <w:t>揭晓2058监控机制：黑金会员赵了受点对点监测（借DV机给小赵触发蝴蝶效应红警，靠工号58003实习生小雪趁高尚不在按“误判”消除），而荀未来虽是无档Bug，一旦小赵确信其真身引发宏观时空大波动就会暴露。</w:t>
             </w:r>
           </w:p>
         </w:tc>
       </w:tr>
       <w:tr>
-        <w:trPr>
-          <w:cantSplit/>
-        </w:trPr>
         <w:tc>
           <w:tcPr>
-            <w:tcW w:type="dxa" w:w="3024"/>
-            <w:vAlign w:val="center"/>
+            <w:tcW w:type="dxa" w:w="5184"/>
             <w:tcMar>
-              <w:top w:w="105" w:type="dxa"/>
-              <w:bottom w:w="105" w:type="dxa"/>
-              <w:left w:w="145" w:type="dxa"/>
-              <w:right w:w="145" w:type="dxa"/>
+              <w:top w:w="70" w:type="dxa"/>
+              <w:bottom w:w="70" w:type="dxa"/>
+              <w:left w:w="100" w:type="dxa"/>
+              <w:right w:w="100" w:type="dxa"/>
             </w:tcMar>
-            <w:shd w:fill="F7FAFC"/>
+            <w:shd w:fill="F5F7FA"/>
           </w:tcPr>
           <w:p>
             <w:pPr>
-              <w:spacing w:before="40" w:after="40" w:line="341" w:lineRule="auto"/>
               <w:jc w:val="left"/>
             </w:pPr>
-            <w:r/>
             <w:r>
               <w:rPr>
-                <w:rFonts w:ascii="Times New Roman" w:hAnsi="Times New Roman" w:eastAsia="宋体"/>
+                <w:rFonts w:ascii="黑体" w:hAnsi="黑体"/>
                 <w:b/>
-                <w:color w:val="191919"/>
-                <w:sz w:val="19"/>
               </w:rPr>
-              <w:t>14-2　外/内　片头曲《三人行》（OP） — 日/夜</w:t>
+              <w:t>罗家地下室烤菠萝与“计算机……很重要”说漏嘴</w:t>
+              <w:br/>
+              <w:t>（14-10至14-12场）</w:t>
             </w:r>
           </w:p>
         </w:tc>
         <w:tc>
           <w:tcPr>
-            <w:tcW w:type="dxa" w:w="7344"/>
-            <w:vAlign w:val="center"/>
+            <w:tcW w:type="dxa" w:w="5184"/>
             <w:tcMar>
-              <w:top w:w="105" w:type="dxa"/>
-              <w:bottom w:w="105" w:type="dxa"/>
-              <w:left w:w="145" w:type="dxa"/>
-              <w:right w:w="145" w:type="dxa"/>
+              <w:top w:w="70" w:type="dxa"/>
+              <w:bottom w:w="70" w:type="dxa"/>
+              <w:left w:w="100" w:type="dxa"/>
+              <w:right w:w="100" w:type="dxa"/>
             </w:tcMar>
-            <w:shd w:fill="F7FAFC"/>
+            <w:shd w:fill="F5F7FA"/>
           </w:tcPr>
           <w:p>
             <w:pPr>
-              <w:spacing w:before="40" w:after="40" w:line="341" w:lineRule="auto"/>
               <w:jc w:val="left"/>
             </w:pPr>
-            <w:r/>
             <w:r>
               <w:rPr>
-                <w:rFonts w:ascii="Times New Roman" w:hAnsi="Times New Roman" w:eastAsia="宋体"/>
+                <w:rFonts w:ascii="宋体" w:hAnsi="宋体"/>
                 <w:b w:val="0"/>
-                <w:color w:val="191919"/>
-                <w:sz w:val="19"/>
               </w:rPr>
-              <w:t>【出场人物】环境/意象叙事</w:t>
-              <w:br/>
-              <w:t>【戏剧推进】伴随着片头曲旋律，时光漩涡与三代同体的命运轨迹交错定格于剧名《三人行》（THE TRIPLE ECHO OF TIME）。</w:t>
+              <w:t>为打消小赵怀疑，荀未来在罗家地下室强忍过敏狂吃烤菠萝导致满脖子红疹；走廊交锋被问大学专业时，荀未来本能脱口说出真专业“计算机”，旋即惊觉露馅在半秒内生硬急转弯圆成“计算机……很重要”。</w:t>
             </w:r>
           </w:p>
         </w:tc>
       </w:tr>
       <w:tr>
-        <w:trPr>
-          <w:cantSplit/>
-        </w:trPr>
         <w:tc>
           <w:tcPr>
-            <w:tcW w:type="dxa" w:w="3024"/>
-            <w:vAlign w:val="center"/>
+            <w:tcW w:type="dxa" w:w="5184"/>
             <w:tcMar>
-              <w:top w:w="105" w:type="dxa"/>
-              <w:bottom w:w="105" w:type="dxa"/>
-              <w:left w:w="145" w:type="dxa"/>
-              <w:right w:w="145" w:type="dxa"/>
+              <w:top w:w="70" w:type="dxa"/>
+              <w:bottom w:w="70" w:type="dxa"/>
+              <w:left w:w="100" w:type="dxa"/>
+              <w:right w:w="100" w:type="dxa"/>
             </w:tcMar>
+            <w:shd w:fill="FFFFFF"/>
           </w:tcPr>
           <w:p>
             <w:pPr>
-              <w:spacing w:before="40" w:after="40" w:line="341" w:lineRule="auto"/>
               <w:jc w:val="left"/>
             </w:pPr>
-            <w:r/>
             <w:r>
               <w:rPr>
-                <w:rFonts w:ascii="Times New Roman" w:hAnsi="Times New Roman" w:eastAsia="宋体"/>
+                <w:rFonts w:ascii="黑体" w:hAnsi="黑体"/>
                 <w:b/>
-                <w:color w:val="191919"/>
-                <w:sz w:val="19"/>
               </w:rPr>
-              <w:t>14-3　内/外　502室赵了家·2058年人生无限有限公司与风雪电话亭 — 夜</w:t>
+              <w:t>塞进陈明家门缝的三代同心真相字条</w:t>
+              <w:br/>
+              <w:t>（14-15场）</w:t>
             </w:r>
           </w:p>
         </w:tc>
         <w:tc>
           <w:tcPr>
-            <w:tcW w:type="dxa" w:w="7344"/>
-            <w:vAlign w:val="center"/>
+            <w:tcW w:type="dxa" w:w="5184"/>
             <w:tcMar>
-              <w:top w:w="105" w:type="dxa"/>
-              <w:bottom w:w="105" w:type="dxa"/>
-              <w:left w:w="145" w:type="dxa"/>
-              <w:right w:w="145" w:type="dxa"/>
+              <w:top w:w="70" w:type="dxa"/>
+              <w:bottom w:w="70" w:type="dxa"/>
+              <w:left w:w="100" w:type="dxa"/>
+              <w:right w:w="100" w:type="dxa"/>
             </w:tcMar>
+            <w:shd w:fill="FFFFFF"/>
           </w:tcPr>
           <w:p>
             <w:pPr>
-              <w:spacing w:before="40" w:after="40" w:line="341" w:lineRule="auto"/>
               <w:jc w:val="left"/>
             </w:pPr>
-            <w:r/>
             <w:r>
               <w:rPr>
-                <w:rFonts w:ascii="Times New Roman" w:hAnsi="Times New Roman" w:eastAsia="宋体"/>
+                <w:rFonts w:ascii="宋体" w:hAnsi="宋体"/>
                 <w:b w:val="0"/>
-                <w:color w:val="191919"/>
-                <w:sz w:val="19"/>
               </w:rPr>
-              <w:t>【出场人物】赵了、赵左右、小雪</w:t>
-              <w:br/>
-              <w:t>【戏剧推进】夜晚的老居民楼五楼水泥楼梯间内，画面中央浮现本集片名：第 14 集 继承。 系着浅色格纹围巾、背着双肩包的十六岁赵左右一步步走上五楼台阶，正准备掏钥匙开五零一室的家门，对门五零二室的防盗门忽然打开，身穿灰色连帽卫衣的六十六岁赵了探出头来，笑眯眯地向他招手。 小赵啊，你过来一下。</w:t>
-            </w:r>
-          </w:p>
-        </w:tc>
-      </w:tr>
-      <w:tr>
-        <w:trPr>
-          <w:cantSplit/>
-        </w:trPr>
-        <w:tc>
-          <w:tcPr>
-            <w:tcW w:type="dxa" w:w="3024"/>
-            <w:vAlign w:val="center"/>
-            <w:tcMar>
-              <w:top w:w="105" w:type="dxa"/>
-              <w:bottom w:w="105" w:type="dxa"/>
-              <w:left w:w="145" w:type="dxa"/>
-              <w:right w:w="145" w:type="dxa"/>
-            </w:tcMar>
-            <w:shd w:fill="F7FAFC"/>
-          </w:tcPr>
-          <w:p>
-            <w:pPr>
-              <w:spacing w:before="40" w:after="40" w:line="341" w:lineRule="auto"/>
-              <w:jc w:val="left"/>
-            </w:pPr>
-            <w:r/>
-            <w:r>
-              <w:rPr>
-                <w:rFonts w:ascii="Times New Roman" w:hAnsi="Times New Roman" w:eastAsia="宋体"/>
-                <w:b/>
-                <w:color w:val="191919"/>
-                <w:sz w:val="19"/>
-              </w:rPr>
-              <w:t>14-4　外/内　长林八中校门口·校园通道·501室客厅与市医院病房 — 日/夜</w:t>
-            </w:r>
-          </w:p>
-        </w:tc>
-        <w:tc>
-          <w:tcPr>
-            <w:tcW w:type="dxa" w:w="7344"/>
-            <w:vAlign w:val="center"/>
-            <w:tcMar>
-              <w:top w:w="105" w:type="dxa"/>
-              <w:bottom w:w="105" w:type="dxa"/>
-              <w:left w:w="145" w:type="dxa"/>
-              <w:right w:w="145" w:type="dxa"/>
-            </w:tcMar>
-            <w:shd w:fill="F7FAFC"/>
-          </w:tcPr>
-          <w:p>
-            <w:pPr>
-              <w:spacing w:before="40" w:after="40" w:line="341" w:lineRule="auto"/>
-              <w:jc w:val="left"/>
-            </w:pPr>
-            <w:r/>
-            <w:r>
-              <w:rPr>
-                <w:rFonts w:ascii="Times New Roman" w:hAnsi="Times New Roman" w:eastAsia="宋体"/>
-                <w:b w:val="0"/>
-                <w:color w:val="191919"/>
-                <w:sz w:val="19"/>
-              </w:rPr>
-              <w:t>【出场人物】电视台女记者、荀未来、赵左右、赵东来、刘美奕、徐图图</w:t>
-              <w:br/>
-              <w:t>【戏剧推进】白天的长林市第八中学校门口，一名手持“长林电视台”台标话筒的女记者正面对摄像机镜头进行外景专题播报。身穿棕褐色长款棉服、手里拿着一本《三人行》创刊号的四十一岁荀未来从校门内走出来，满脸堆笑地主动向摄像机镜头挥手打招呼。 长林八中杂志社编写的校园杂志《三人行》火了。今天我们就带着大家来了解一下这本杂志的幕后故事。哎？我身后呢，就是八中未来杂志社的社长，荀未来。 荀未来热情地走到女记者身旁握了握手。</w:t>
-            </w:r>
-          </w:p>
-        </w:tc>
-      </w:tr>
-      <w:tr>
-        <w:trPr>
-          <w:cantSplit/>
-        </w:trPr>
-        <w:tc>
-          <w:tcPr>
-            <w:tcW w:type="dxa" w:w="3024"/>
-            <w:vAlign w:val="center"/>
-            <w:tcMar>
-              <w:top w:w="105" w:type="dxa"/>
-              <w:bottom w:w="105" w:type="dxa"/>
-              <w:left w:w="145" w:type="dxa"/>
-              <w:right w:w="145" w:type="dxa"/>
-            </w:tcMar>
-          </w:tcPr>
-          <w:p>
-            <w:pPr>
-              <w:spacing w:before="40" w:after="40" w:line="341" w:lineRule="auto"/>
-              <w:jc w:val="left"/>
-            </w:pPr>
-            <w:r/>
-            <w:r>
-              <w:rPr>
-                <w:rFonts w:ascii="Times New Roman" w:hAnsi="Times New Roman" w:eastAsia="宋体"/>
-                <w:b/>
-                <w:color w:val="191919"/>
-                <w:sz w:val="19"/>
-              </w:rPr>
-              <w:t>14-5　内/外　高一十班教室·罗爱文家客厅·校园林荫道·食堂与微机室 — 日/夜</w:t>
-            </w:r>
-          </w:p>
-        </w:tc>
-        <w:tc>
-          <w:tcPr>
-            <w:tcW w:type="dxa" w:w="7344"/>
-            <w:vAlign w:val="center"/>
-            <w:tcMar>
-              <w:top w:w="105" w:type="dxa"/>
-              <w:bottom w:w="105" w:type="dxa"/>
-              <w:left w:w="145" w:type="dxa"/>
-              <w:right w:w="145" w:type="dxa"/>
-            </w:tcMar>
-          </w:tcPr>
-          <w:p>
-            <w:pPr>
-              <w:spacing w:before="40" w:after="40" w:line="341" w:lineRule="auto"/>
-              <w:jc w:val="left"/>
-            </w:pPr>
-            <w:r/>
-            <w:r>
-              <w:rPr>
-                <w:rFonts w:ascii="Times New Roman" w:hAnsi="Times New Roman" w:eastAsia="宋体"/>
-                <w:b w:val="0"/>
-                <w:color w:val="191919"/>
-                <w:sz w:val="19"/>
-              </w:rPr>
-              <w:t>【出场人物】荀未来、赵左右、罗爱文、受访女同学</w:t>
-              <w:br/>
-              <w:t>【戏剧推进】高一十班教室内，四十一岁的荀未来正坐在第一排翻看《读者》杂志。十六岁的赵左右走到他的课桌前停下。荀未来放下手中的杂志，抬头看着赵左右，装出一副语重心长的兄长模样主动摊牌。 我就是想刺激你重拾寒假时的兴趣。以后不要再在我面前提改理科的事情，好吗？ 赵左右居高临下地看着四十一岁的自己，顺着他的话直接抛出了接手《三人行》的要求，更掷地有声地立下了超越长林的宏愿！</w:t>
-            </w:r>
-          </w:p>
-        </w:tc>
-      </w:tr>
-      <w:tr>
-        <w:trPr>
-          <w:cantSplit/>
-        </w:trPr>
-        <w:tc>
-          <w:tcPr>
-            <w:tcW w:type="dxa" w:w="3024"/>
-            <w:vAlign w:val="center"/>
-            <w:tcMar>
-              <w:top w:w="105" w:type="dxa"/>
-              <w:bottom w:w="105" w:type="dxa"/>
-              <w:left w:w="145" w:type="dxa"/>
-              <w:right w:w="145" w:type="dxa"/>
-            </w:tcMar>
-            <w:shd w:fill="F7FAFC"/>
-          </w:tcPr>
-          <w:p>
-            <w:pPr>
-              <w:spacing w:before="40" w:after="40" w:line="341" w:lineRule="auto"/>
-              <w:jc w:val="left"/>
-            </w:pPr>
-            <w:r/>
-            <w:r>
-              <w:rPr>
-                <w:rFonts w:ascii="Times New Roman" w:hAnsi="Times New Roman" w:eastAsia="宋体"/>
-                <w:b/>
-                <w:color w:val="191919"/>
-                <w:sz w:val="19"/>
-              </w:rPr>
-              <w:t>14-6　外/内　长林八中校门外·黑色路虎车内与学校广播室 — 夜/日</w:t>
-            </w:r>
-          </w:p>
-        </w:tc>
-        <w:tc>
-          <w:tcPr>
-            <w:tcW w:type="dxa" w:w="7344"/>
-            <w:vAlign w:val="center"/>
-            <w:tcMar>
-              <w:top w:w="105" w:type="dxa"/>
-              <w:bottom w:w="105" w:type="dxa"/>
-              <w:left w:w="145" w:type="dxa"/>
-              <w:right w:w="145" w:type="dxa"/>
-            </w:tcMar>
-            <w:shd w:fill="F7FAFC"/>
-          </w:tcPr>
-          <w:p>
-            <w:pPr>
-              <w:spacing w:before="40" w:after="40" w:line="341" w:lineRule="auto"/>
-              <w:jc w:val="left"/>
-            </w:pPr>
-            <w:r/>
-            <w:r>
-              <w:rPr>
-                <w:rFonts w:ascii="Times New Roman" w:hAnsi="Times New Roman" w:eastAsia="宋体"/>
-                <w:b w:val="0"/>
-                <w:color w:val="191919"/>
-                <w:sz w:val="19"/>
-              </w:rPr>
-              <w:t>【出场人物】荀未来、赵了、王一漫</w:t>
-              <w:br/>
-              <w:t>【戏剧推进】夜晚，长林市第八中学校门外的路边，积雪未消。四十一岁的荀未来裹紧棉大衣走出校门，熟练地拉开停在路边的黑色路虎越野车副驾驶车门坐了进去。 找我干什么呀？ 驾驶座上，头戴“EPOWER”棒球帽的六十六岁赵了从大衣口袋里掏出几张老照片（赵东来与刘美奕年轻时的合影）递给荀未来，神色平静地开口叮嘱。</w:t>
-            </w:r>
-          </w:p>
-        </w:tc>
-      </w:tr>
-      <w:tr>
-        <w:trPr>
-          <w:cantSplit/>
-        </w:trPr>
-        <w:tc>
-          <w:tcPr>
-            <w:tcW w:type="dxa" w:w="3024"/>
-            <w:vAlign w:val="center"/>
-            <w:tcMar>
-              <w:top w:w="105" w:type="dxa"/>
-              <w:bottom w:w="105" w:type="dxa"/>
-              <w:left w:w="145" w:type="dxa"/>
-              <w:right w:w="145" w:type="dxa"/>
-            </w:tcMar>
-          </w:tcPr>
-          <w:p>
-            <w:pPr>
-              <w:spacing w:before="40" w:after="40" w:line="341" w:lineRule="auto"/>
-              <w:jc w:val="left"/>
-            </w:pPr>
-            <w:r/>
-            <w:r>
-              <w:rPr>
-                <w:rFonts w:ascii="Times New Roman" w:hAnsi="Times New Roman" w:eastAsia="宋体"/>
-                <w:b/>
-                <w:color w:val="191919"/>
-                <w:sz w:val="19"/>
-              </w:rPr>
-              <w:t>14-7　内　飞霞湾王一漫家卧室与罗爱文家豪宅客厅 — 夜</w:t>
-            </w:r>
-          </w:p>
-        </w:tc>
-        <w:tc>
-          <w:tcPr>
-            <w:tcW w:type="dxa" w:w="7344"/>
-            <w:vAlign w:val="center"/>
-            <w:tcMar>
-              <w:top w:w="105" w:type="dxa"/>
-              <w:bottom w:w="105" w:type="dxa"/>
-              <w:left w:w="145" w:type="dxa"/>
-              <w:right w:w="145" w:type="dxa"/>
-            </w:tcMar>
-          </w:tcPr>
-          <w:p>
-            <w:pPr>
-              <w:spacing w:before="40" w:after="40" w:line="341" w:lineRule="auto"/>
-              <w:jc w:val="left"/>
-            </w:pPr>
-            <w:r/>
-            <w:r>
-              <w:rPr>
-                <w:rFonts w:ascii="Times New Roman" w:hAnsi="Times New Roman" w:eastAsia="宋体"/>
-                <w:b w:val="0"/>
-                <w:color w:val="191919"/>
-                <w:sz w:val="19"/>
-              </w:rPr>
-              <w:t>【出场人物】杨敏、王一漫、荀未来、罗爱文、罗厂长</w:t>
-              <w:br/>
-              <w:t>【戏剧推进】夜晚，飞霞湾别墅王一漫的卧室内，王一漫独自坐在梳妆台前，对着镜子轻轻抚摸自己额头上的那颗小痘痘，眼神里带着一丝少女的忧虑。这时，母亲杨敏端着一盘切好的苹果推门走进卧室，来到梳妆台旁。 漫漫，作业都写完了？ 王一漫立刻放下摸额头的手，乖巧地挺直后背向母亲汇报。</w:t>
-            </w:r>
-          </w:p>
-        </w:tc>
-      </w:tr>
-      <w:tr>
-        <w:trPr>
-          <w:cantSplit/>
-        </w:trPr>
-        <w:tc>
-          <w:tcPr>
-            <w:tcW w:type="dxa" w:w="3024"/>
-            <w:vAlign w:val="center"/>
-            <w:tcMar>
-              <w:top w:w="105" w:type="dxa"/>
-              <w:bottom w:w="105" w:type="dxa"/>
-              <w:left w:w="145" w:type="dxa"/>
-              <w:right w:w="145" w:type="dxa"/>
-            </w:tcMar>
-            <w:shd w:fill="F7FAFC"/>
-          </w:tcPr>
-          <w:p>
-            <w:pPr>
-              <w:spacing w:before="40" w:after="40" w:line="341" w:lineRule="auto"/>
-              <w:jc w:val="left"/>
-            </w:pPr>
-            <w:r/>
-            <w:r>
-              <w:rPr>
-                <w:rFonts w:ascii="Times New Roman" w:hAnsi="Times New Roman" w:eastAsia="宋体"/>
-                <w:b/>
-                <w:color w:val="191919"/>
-                <w:sz w:val="19"/>
-              </w:rPr>
-              <w:t>14-8　内/外　高一十班教室·天门饭店大堂·门外轿车与VIP包厢 — 日/夜</w:t>
-            </w:r>
-          </w:p>
-        </w:tc>
-        <w:tc>
-          <w:tcPr>
-            <w:tcW w:type="dxa" w:w="7344"/>
-            <w:vAlign w:val="center"/>
-            <w:tcMar>
-              <w:top w:w="105" w:type="dxa"/>
-              <w:bottom w:w="105" w:type="dxa"/>
-              <w:left w:w="145" w:type="dxa"/>
-              <w:right w:w="145" w:type="dxa"/>
-            </w:tcMar>
-            <w:shd w:fill="F7FAFC"/>
-          </w:tcPr>
-          <w:p>
-            <w:pPr>
-              <w:spacing w:before="40" w:after="40" w:line="341" w:lineRule="auto"/>
-              <w:jc w:val="left"/>
-            </w:pPr>
-            <w:r/>
-            <w:r>
-              <w:rPr>
-                <w:rFonts w:ascii="Times New Roman" w:hAnsi="Times New Roman" w:eastAsia="宋体"/>
-                <w:b w:val="0"/>
-                <w:color w:val="191919"/>
-                <w:sz w:val="19"/>
-              </w:rPr>
-              <w:t>【出场人物】赵左右、荀未来、赵了、罗厂长、宣传科负责人</w:t>
-              <w:br/>
-              <w:t>【戏剧推进】次日白天，高一十班教室讲台前，十六岁的赵左右靠在黑板边摆弄着一把教学用大木制三角板，满脸不解地向身旁的荀未来发问。 聊正事为啥要去酒店包厢啊？我直接去爱文他家拜访他不就好了？ 荀未来急切地凑近半步，苦口婆心地向十六岁的自己传授职场应酬潜规则。</w:t>
-            </w:r>
-          </w:p>
-        </w:tc>
-      </w:tr>
-      <w:tr>
-        <w:trPr>
-          <w:cantSplit/>
-        </w:trPr>
-        <w:tc>
-          <w:tcPr>
-            <w:tcW w:type="dxa" w:w="3024"/>
-            <w:vAlign w:val="center"/>
-            <w:tcMar>
-              <w:top w:w="105" w:type="dxa"/>
-              <w:bottom w:w="105" w:type="dxa"/>
-              <w:left w:w="145" w:type="dxa"/>
-              <w:right w:w="145" w:type="dxa"/>
-            </w:tcMar>
-          </w:tcPr>
-          <w:p>
-            <w:pPr>
-              <w:spacing w:before="40" w:after="40" w:line="341" w:lineRule="auto"/>
-              <w:jc w:val="left"/>
-            </w:pPr>
-            <w:r/>
-            <w:r>
-              <w:rPr>
-                <w:rFonts w:ascii="Times New Roman" w:hAnsi="Times New Roman" w:eastAsia="宋体"/>
-                <w:b/>
-                <w:color w:val="191919"/>
-                <w:sz w:val="19"/>
-              </w:rPr>
-              <w:t>14-9　内　天门饭店包厢门外走廊与街边烧烤店 — 夜</w:t>
-            </w:r>
-          </w:p>
-        </w:tc>
-        <w:tc>
-          <w:tcPr>
-            <w:tcW w:type="dxa" w:w="7344"/>
-            <w:vAlign w:val="center"/>
-            <w:tcMar>
-              <w:top w:w="105" w:type="dxa"/>
-              <w:bottom w:w="105" w:type="dxa"/>
-              <w:left w:w="145" w:type="dxa"/>
-              <w:right w:w="145" w:type="dxa"/>
-            </w:tcMar>
-          </w:tcPr>
-          <w:p>
-            <w:pPr>
-              <w:spacing w:before="40" w:after="40" w:line="341" w:lineRule="auto"/>
-              <w:jc w:val="left"/>
-            </w:pPr>
-            <w:r/>
-            <w:r>
-              <w:rPr>
-                <w:rFonts w:ascii="Times New Roman" w:hAnsi="Times New Roman" w:eastAsia="宋体"/>
-                <w:b w:val="0"/>
-                <w:color w:val="191919"/>
-                <w:sz w:val="19"/>
-              </w:rPr>
-              <w:t>【出场人物】罗厂长、赵左右、西装下属、荀未来、烧烤店服务员</w:t>
-              <w:br/>
-              <w:t>【戏剧推进】半个小时后，天门饭店二楼VIP包厢门打开，罗厂长亲热地搂着穿好羽绒服的赵左右走出包厢门外。 哎呀左右啊，吃饱了吗？ 赵左右拍了拍肚子，礼貌地鞠躬向罗厂长和两位叔叔挥手告别，转身欢快地跑下楼梯。</w:t>
-            </w:r>
-          </w:p>
-        </w:tc>
-      </w:tr>
-      <w:tr>
-        <w:trPr>
-          <w:cantSplit/>
-        </w:trPr>
-        <w:tc>
-          <w:tcPr>
-            <w:tcW w:type="dxa" w:w="3024"/>
-            <w:vAlign w:val="center"/>
-            <w:tcMar>
-              <w:top w:w="105" w:type="dxa"/>
-              <w:bottom w:w="105" w:type="dxa"/>
-              <w:left w:w="145" w:type="dxa"/>
-              <w:right w:w="145" w:type="dxa"/>
-            </w:tcMar>
-            <w:shd w:fill="F7FAFC"/>
-          </w:tcPr>
-          <w:p>
-            <w:pPr>
-              <w:spacing w:before="40" w:after="40" w:line="341" w:lineRule="auto"/>
-              <w:jc w:val="left"/>
-            </w:pPr>
-            <w:r/>
-            <w:r>
-              <w:rPr>
-                <w:rFonts w:ascii="Times New Roman" w:hAnsi="Times New Roman" w:eastAsia="宋体"/>
-                <w:b/>
-                <w:color w:val="191919"/>
-                <w:sz w:val="19"/>
-              </w:rPr>
-              <w:t>未来杂志社白板《001〈三人行〉创刊号》海报与横幅</w:t>
-              <w:br/>
-              <w:t>（场次：第14-1场）</w:t>
-            </w:r>
-          </w:p>
-        </w:tc>
-        <w:tc>
-          <w:tcPr>
-            <w:tcW w:type="dxa" w:w="7344"/>
-            <w:vAlign w:val="center"/>
-            <w:tcMar>
-              <w:top w:w="105" w:type="dxa"/>
-              <w:bottom w:w="105" w:type="dxa"/>
-              <w:left w:w="145" w:type="dxa"/>
-              <w:right w:w="145" w:type="dxa"/>
-            </w:tcMar>
-            <w:shd w:fill="F7FAFC"/>
-          </w:tcPr>
-          <w:p>
-            <w:pPr>
-              <w:spacing w:before="40" w:after="40" w:line="341" w:lineRule="auto"/>
-              <w:jc w:val="left"/>
-            </w:pPr>
-            <w:r/>
-            <w:r>
-              <w:rPr>
-                <w:rFonts w:ascii="Times New Roman" w:hAnsi="Times New Roman" w:eastAsia="宋体"/>
-                <w:b w:val="0"/>
-                <w:color w:val="191919"/>
-                <w:sz w:val="19"/>
-              </w:rPr>
-              <w:t>【原片微距文字与物理特征实证】墙面横幅：持志用力 渐近精微；白板张贴《001 三人行》创刊号大幅海报，荀未来在此宣布任命罗爱文为CFO并准备退居幕后让位给赵左右。</w:t>
-            </w:r>
-          </w:p>
-        </w:tc>
-      </w:tr>
-      <w:tr>
-        <w:trPr>
-          <w:cantSplit/>
-        </w:trPr>
-        <w:tc>
-          <w:tcPr>
-            <w:tcW w:type="dxa" w:w="3024"/>
-            <w:vAlign w:val="center"/>
-            <w:tcMar>
-              <w:top w:w="105" w:type="dxa"/>
-              <w:bottom w:w="105" w:type="dxa"/>
-              <w:left w:w="145" w:type="dxa"/>
-              <w:right w:w="145" w:type="dxa"/>
-            </w:tcMar>
-          </w:tcPr>
-          <w:p>
-            <w:pPr>
-              <w:spacing w:before="40" w:after="40" w:line="341" w:lineRule="auto"/>
-              <w:jc w:val="left"/>
-            </w:pPr>
-            <w:r/>
-            <w:r>
-              <w:rPr>
-                <w:rFonts w:ascii="Times New Roman" w:hAnsi="Times New Roman" w:eastAsia="宋体"/>
-                <w:b/>
-                <w:color w:val="191919"/>
-                <w:sz w:val="19"/>
-              </w:rPr>
-              <w:t>五楼水泥楼梯间本集片名花字《第 14 集 继承》</w:t>
-              <w:br/>
-              <w:t>（场次：第14-3场）</w:t>
-            </w:r>
-          </w:p>
-        </w:tc>
-        <w:tc>
-          <w:tcPr>
-            <w:tcW w:type="dxa" w:w="7344"/>
-            <w:vAlign w:val="center"/>
-            <w:tcMar>
-              <w:top w:w="105" w:type="dxa"/>
-              <w:bottom w:w="105" w:type="dxa"/>
-              <w:left w:w="145" w:type="dxa"/>
-              <w:right w:w="145" w:type="dxa"/>
-            </w:tcMar>
-          </w:tcPr>
-          <w:p>
-            <w:pPr>
-              <w:spacing w:before="40" w:after="40" w:line="341" w:lineRule="auto"/>
-              <w:jc w:val="left"/>
-            </w:pPr>
-            <w:r/>
-            <w:r>
-              <w:rPr>
-                <w:rFonts w:ascii="Times New Roman" w:hAnsi="Times New Roman" w:eastAsia="宋体"/>
-                <w:b w:val="0"/>
-                <w:color w:val="191919"/>
-                <w:sz w:val="19"/>
-              </w:rPr>
-              <w:t>【原片微距文字与物理特征实证】赵左右走上五楼台阶时画面中央浮现白色片名花字：第 14 集 继承；502室门联：栋积祥云连北斗 堂开瑞气焕春光｜横批：吉星高照。</w:t>
-            </w:r>
-          </w:p>
-        </w:tc>
-      </w:tr>
-      <w:tr>
-        <w:trPr>
-          <w:cantSplit/>
-        </w:trPr>
-        <w:tc>
-          <w:tcPr>
-            <w:tcW w:type="dxa" w:w="3024"/>
-            <w:vAlign w:val="center"/>
-            <w:tcMar>
-              <w:top w:w="105" w:type="dxa"/>
-              <w:bottom w:w="105" w:type="dxa"/>
-              <w:left w:w="145" w:type="dxa"/>
-              <w:right w:w="145" w:type="dxa"/>
-            </w:tcMar>
-            <w:shd w:fill="F7FAFC"/>
-          </w:tcPr>
-          <w:p>
-            <w:pPr>
-              <w:spacing w:before="40" w:after="40" w:line="341" w:lineRule="auto"/>
-              <w:jc w:val="left"/>
-            </w:pPr>
-            <w:r/>
-            <w:r>
-              <w:rPr>
-                <w:rFonts w:ascii="Times New Roman" w:hAnsi="Times New Roman" w:eastAsia="宋体"/>
-                <w:b/>
-                <w:color w:val="191919"/>
-                <w:sz w:val="19"/>
-              </w:rPr>
-              <w:t>502室餐桌上的 SONY Handycam DV摄像机与包装盒</w:t>
-              <w:br/>
-              <w:t>（场次：第14-3场）</w:t>
-            </w:r>
-          </w:p>
-        </w:tc>
-        <w:tc>
-          <w:tcPr>
-            <w:tcW w:type="dxa" w:w="7344"/>
-            <w:vAlign w:val="center"/>
-            <w:tcMar>
-              <w:top w:w="105" w:type="dxa"/>
-              <w:bottom w:w="105" w:type="dxa"/>
-              <w:left w:w="145" w:type="dxa"/>
-              <w:right w:w="145" w:type="dxa"/>
-            </w:tcMar>
-            <w:shd w:fill="F7FAFC"/>
-          </w:tcPr>
-          <w:p>
-            <w:pPr>
-              <w:spacing w:before="40" w:after="40" w:line="341" w:lineRule="auto"/>
-              <w:jc w:val="left"/>
-            </w:pPr>
-            <w:r/>
-            <w:r>
-              <w:rPr>
-                <w:rFonts w:ascii="Times New Roman" w:hAnsi="Times New Roman" w:eastAsia="宋体"/>
-                <w:b w:val="0"/>
-                <w:color w:val="191919"/>
-                <w:sz w:val="19"/>
-              </w:rPr>
-              <w:t>【原片微距文字与物理特征实证】66岁赵了专门买来送给16岁赵左右启蒙影视创作的银灰色索尼便携式DV摄像机（SONY Handycam），谎称自己看不懂说明书请小赵拿回家研究。</w:t>
-            </w:r>
-          </w:p>
-        </w:tc>
-      </w:tr>
-      <w:tr>
-        <w:trPr>
-          <w:cantSplit/>
-        </w:trPr>
-        <w:tc>
-          <w:tcPr>
-            <w:tcW w:type="dxa" w:w="3024"/>
-            <w:vAlign w:val="center"/>
-            <w:tcMar>
-              <w:top w:w="105" w:type="dxa"/>
-              <w:bottom w:w="105" w:type="dxa"/>
-              <w:left w:w="145" w:type="dxa"/>
-              <w:right w:w="145" w:type="dxa"/>
-            </w:tcMar>
-          </w:tcPr>
-          <w:p>
-            <w:pPr>
-              <w:spacing w:before="40" w:after="40" w:line="341" w:lineRule="auto"/>
-              <w:jc w:val="left"/>
-            </w:pPr>
-            <w:r/>
-            <w:r>
-              <w:rPr>
-                <w:rFonts w:ascii="Times New Roman" w:hAnsi="Times New Roman" w:eastAsia="宋体"/>
-                <w:b/>
-                <w:color w:val="191919"/>
-                <w:sz w:val="19"/>
-              </w:rPr>
-              <w:t>2058年人生无限有限公司时空波动红色预警大屏</w:t>
-              <w:br/>
-              <w:t>（场次：第14-3场）</w:t>
-            </w:r>
-          </w:p>
-        </w:tc>
-        <w:tc>
-          <w:tcPr>
-            <w:tcW w:type="dxa" w:w="7344"/>
-            <w:vAlign w:val="center"/>
-            <w:tcMar>
-              <w:top w:w="105" w:type="dxa"/>
-              <w:bottom w:w="105" w:type="dxa"/>
-              <w:left w:w="145" w:type="dxa"/>
-              <w:right w:w="145" w:type="dxa"/>
-            </w:tcMar>
-          </w:tcPr>
-          <w:p>
-            <w:pPr>
-              <w:spacing w:before="40" w:after="40" w:line="341" w:lineRule="auto"/>
-              <w:jc w:val="left"/>
-            </w:pPr>
-            <w:r/>
-            <w:r>
-              <w:rPr>
-                <w:rFonts w:ascii="Times New Roman" w:hAnsi="Times New Roman" w:eastAsia="宋体"/>
-                <w:b w:val="0"/>
-                <w:color w:val="191919"/>
-                <w:sz w:val="19"/>
-              </w:rPr>
-              <w:t>【原片微距文字与物理特征实证】墙面标语：人生无限有限公司 LIVE ONCE AGAIN；终端显示：黑金会员 赵左右｜工号：58003｜⚠️ 监测到1个可疑时空波动 快照聚合: 1小时前。</w:t>
-            </w:r>
-          </w:p>
-        </w:tc>
-      </w:tr>
-      <w:tr>
-        <w:trPr>
-          <w:cantSplit/>
-        </w:trPr>
-        <w:tc>
-          <w:tcPr>
-            <w:tcW w:type="dxa" w:w="3024"/>
-            <w:vAlign w:val="center"/>
-            <w:tcMar>
-              <w:top w:w="105" w:type="dxa"/>
-              <w:bottom w:w="105" w:type="dxa"/>
-              <w:left w:w="145" w:type="dxa"/>
-              <w:right w:w="145" w:type="dxa"/>
-            </w:tcMar>
-            <w:shd w:fill="F7FAFC"/>
-          </w:tcPr>
-          <w:p>
-            <w:pPr>
-              <w:spacing w:before="40" w:after="40" w:line="341" w:lineRule="auto"/>
-              <w:jc w:val="left"/>
-            </w:pPr>
-            <w:r/>
-            <w:r>
-              <w:rPr>
-                <w:rFonts w:ascii="Times New Roman" w:hAnsi="Times New Roman" w:eastAsia="宋体"/>
-                <w:b/>
-                <w:color w:val="191919"/>
-                <w:sz w:val="19"/>
-              </w:rPr>
-              <w:t>2058年监控终端“权限通过：已核实为误判”弹窗</w:t>
-              <w:br/>
-              <w:t>（场次：第14-3场）</w:t>
-            </w:r>
-          </w:p>
-        </w:tc>
-        <w:tc>
-          <w:tcPr>
-            <w:tcW w:type="dxa" w:w="7344"/>
-            <w:vAlign w:val="center"/>
-            <w:tcMar>
-              <w:top w:w="105" w:type="dxa"/>
-              <w:bottom w:w="105" w:type="dxa"/>
-              <w:left w:w="145" w:type="dxa"/>
-              <w:right w:w="145" w:type="dxa"/>
-            </w:tcMar>
-            <w:shd w:fill="F7FAFC"/>
-          </w:tcPr>
-          <w:p>
-            <w:pPr>
-              <w:spacing w:before="40" w:after="40" w:line="341" w:lineRule="auto"/>
-              <w:jc w:val="left"/>
-            </w:pPr>
-            <w:r/>
-            <w:r>
-              <w:rPr>
-                <w:rFonts w:ascii="Times New Roman" w:hAnsi="Times New Roman" w:eastAsia="宋体"/>
-                <w:b w:val="0"/>
-                <w:color w:val="191919"/>
-                <w:sz w:val="19"/>
-              </w:rPr>
-              <w:t>【原片微距文字与物理特征实证】客服小雪趁上司高总不在，再次帮赵了将借DV引发的蝴蝶效应违规记录手动消除：权限通过 已核实为误判。</w:t>
-            </w:r>
-          </w:p>
-        </w:tc>
-      </w:tr>
-      <w:tr>
-        <w:trPr>
-          <w:cantSplit/>
-        </w:trPr>
-        <w:tc>
-          <w:tcPr>
-            <w:tcW w:type="dxa" w:w="3024"/>
-            <w:vAlign w:val="center"/>
-            <w:tcMar>
-              <w:top w:w="105" w:type="dxa"/>
-              <w:bottom w:w="105" w:type="dxa"/>
-              <w:left w:w="145" w:type="dxa"/>
-              <w:right w:w="145" w:type="dxa"/>
-            </w:tcMar>
-          </w:tcPr>
-          <w:p>
-            <w:pPr>
-              <w:spacing w:before="40" w:after="40" w:line="341" w:lineRule="auto"/>
-              <w:jc w:val="left"/>
-            </w:pPr>
-            <w:r/>
-            <w:r>
-              <w:rPr>
-                <w:rFonts w:ascii="Times New Roman" w:hAnsi="Times New Roman" w:eastAsia="宋体"/>
-                <w:b/>
-                <w:color w:val="191919"/>
-                <w:sz w:val="19"/>
-              </w:rPr>
-              <w:t>长林市第八中学校门口“长林电视台”采访话筒</w:t>
-              <w:br/>
-              <w:t>（场次：第14-4场）</w:t>
-            </w:r>
-          </w:p>
-        </w:tc>
-        <w:tc>
-          <w:tcPr>
-            <w:tcW w:type="dxa" w:w="7344"/>
-            <w:vAlign w:val="center"/>
-            <w:tcMar>
-              <w:top w:w="105" w:type="dxa"/>
-              <w:bottom w:w="105" w:type="dxa"/>
-              <w:left w:w="145" w:type="dxa"/>
-              <w:right w:w="145" w:type="dxa"/>
-            </w:tcMar>
-          </w:tcPr>
-          <w:p>
-            <w:pPr>
-              <w:spacing w:before="40" w:after="40" w:line="341" w:lineRule="auto"/>
-              <w:jc w:val="left"/>
-            </w:pPr>
-            <w:r/>
-            <w:r>
-              <w:rPr>
-                <w:rFonts w:ascii="Times New Roman" w:hAnsi="Times New Roman" w:eastAsia="宋体"/>
-                <w:b w:val="0"/>
-                <w:color w:val="191919"/>
-                <w:sz w:val="19"/>
-              </w:rPr>
-              <w:t>【原片微距文字与物理特征实证】校门石墙金字：长林市第八中学 CHANGLIN NO.8 HIGH SCHOOL；荀未来对着“长林电视台”话筒把《三人行》全部功劳推给赵左右。</w:t>
-            </w:r>
-          </w:p>
-        </w:tc>
-      </w:tr>
-      <w:tr>
-        <w:trPr>
-          <w:cantSplit/>
-        </w:trPr>
-        <w:tc>
-          <w:tcPr>
-            <w:tcW w:type="dxa" w:w="3024"/>
-            <w:vAlign w:val="center"/>
-            <w:tcMar>
-              <w:top w:w="105" w:type="dxa"/>
-              <w:bottom w:w="105" w:type="dxa"/>
-              <w:left w:w="145" w:type="dxa"/>
-              <w:right w:w="145" w:type="dxa"/>
-            </w:tcMar>
-            <w:shd w:fill="F7FAFC"/>
-          </w:tcPr>
-          <w:p>
-            <w:pPr>
-              <w:spacing w:before="40" w:after="40" w:line="341" w:lineRule="auto"/>
-              <w:jc w:val="left"/>
-            </w:pPr>
-            <w:r/>
-            <w:r>
-              <w:rPr>
-                <w:rFonts w:ascii="Times New Roman" w:hAnsi="Times New Roman" w:eastAsia="宋体"/>
-                <w:b/>
-                <w:color w:val="191919"/>
-                <w:sz w:val="19"/>
-              </w:rPr>
-              <w:t>501室电视CLTV-2《城市新闻》报道幕后天才高中生</w:t>
-              <w:br/>
-              <w:t>（场次：第14-4场）</w:t>
-            </w:r>
-          </w:p>
-        </w:tc>
-        <w:tc>
-          <w:tcPr>
-            <w:tcW w:type="dxa" w:w="7344"/>
-            <w:vAlign w:val="center"/>
-            <w:tcMar>
-              <w:top w:w="105" w:type="dxa"/>
-              <w:bottom w:w="105" w:type="dxa"/>
-              <w:left w:w="145" w:type="dxa"/>
-              <w:right w:w="145" w:type="dxa"/>
-            </w:tcMar>
-            <w:shd w:fill="F7FAFC"/>
-          </w:tcPr>
-          <w:p>
-            <w:pPr>
-              <w:spacing w:before="40" w:after="40" w:line="341" w:lineRule="auto"/>
-              <w:jc w:val="left"/>
-            </w:pPr>
-            <w:r/>
-            <w:r>
-              <w:rPr>
-                <w:rFonts w:ascii="Times New Roman" w:hAnsi="Times New Roman" w:eastAsia="宋体"/>
-                <w:b w:val="0"/>
-                <w:color w:val="191919"/>
-                <w:sz w:val="19"/>
-              </w:rPr>
-              <w:t>【原片微距文字与物理特征实证】左上角台标：综合频道 CLTV-2；栏目：城市新闻；新闻大标题：一本校园杂志火了，幕后天才高中生何许人也？引赵东来刘美奕骄傲鼓掌。</w:t>
-            </w:r>
-          </w:p>
-        </w:tc>
-      </w:tr>
-      <w:tr>
-        <w:trPr>
-          <w:cantSplit/>
-        </w:trPr>
-        <w:tc>
-          <w:tcPr>
-            <w:tcW w:type="dxa" w:w="3024"/>
-            <w:vAlign w:val="center"/>
-            <w:tcMar>
-              <w:top w:w="105" w:type="dxa"/>
-              <w:bottom w:w="105" w:type="dxa"/>
-              <w:left w:w="145" w:type="dxa"/>
-              <w:right w:w="145" w:type="dxa"/>
-            </w:tcMar>
-          </w:tcPr>
-          <w:p>
-            <w:pPr>
-              <w:spacing w:before="40" w:after="40" w:line="341" w:lineRule="auto"/>
-              <w:jc w:val="left"/>
-            </w:pPr>
-            <w:r/>
-            <w:r>
-              <w:rPr>
-                <w:rFonts w:ascii="Times New Roman" w:hAnsi="Times New Roman" w:eastAsia="宋体"/>
-                <w:b/>
-                <w:color w:val="191919"/>
-                <w:sz w:val="19"/>
-              </w:rPr>
-              <w:t>市医院1床病房“满满黄桃罐头”与赵左右持DV拍摄</w:t>
-              <w:br/>
-              <w:t>（场次：第14-4场）</w:t>
-            </w:r>
-          </w:p>
-        </w:tc>
-        <w:tc>
-          <w:tcPr>
-            <w:tcW w:type="dxa" w:w="7344"/>
-            <w:vAlign w:val="center"/>
-            <w:tcMar>
-              <w:top w:w="105" w:type="dxa"/>
-              <w:bottom w:w="105" w:type="dxa"/>
-              <w:left w:w="145" w:type="dxa"/>
-              <w:right w:w="145" w:type="dxa"/>
-            </w:tcMar>
-          </w:tcPr>
-          <w:p>
-            <w:pPr>
-              <w:spacing w:before="40" w:after="40" w:line="341" w:lineRule="auto"/>
-              <w:jc w:val="left"/>
-            </w:pPr>
-            <w:r/>
-            <w:r>
-              <w:rPr>
-                <w:rFonts w:ascii="Times New Roman" w:hAnsi="Times New Roman" w:eastAsia="宋体"/>
-                <w:b w:val="0"/>
-                <w:color w:val="191919"/>
-                <w:sz w:val="19"/>
-              </w:rPr>
-              <w:t>【原片微距文字与物理特征实证】床头柜摆着4个空罐头瓶（满满 MANI 黄桃罐头），徐图图捧着第5罐边吃边说“谁还看他那静态的杂志，都来黍豆网看活泼可爱的我”，点醒赵左右拍视频。</w:t>
-            </w:r>
-          </w:p>
-        </w:tc>
-      </w:tr>
-      <w:tr>
-        <w:trPr>
-          <w:cantSplit/>
-        </w:trPr>
-        <w:tc>
-          <w:tcPr>
-            <w:tcW w:type="dxa" w:w="3024"/>
-            <w:vAlign w:val="center"/>
-            <w:tcMar>
-              <w:top w:w="105" w:type="dxa"/>
-              <w:bottom w:w="105" w:type="dxa"/>
-              <w:left w:w="145" w:type="dxa"/>
-              <w:right w:w="145" w:type="dxa"/>
-            </w:tcMar>
-            <w:shd w:fill="F7FAFC"/>
-          </w:tcPr>
-          <w:p>
-            <w:pPr>
-              <w:spacing w:before="40" w:after="40" w:line="341" w:lineRule="auto"/>
-              <w:jc w:val="left"/>
-            </w:pPr>
-            <w:r/>
-            <w:r>
-              <w:rPr>
-                <w:rFonts w:ascii="Times New Roman" w:hAnsi="Times New Roman" w:eastAsia="宋体"/>
-                <w:b/>
-                <w:color w:val="191919"/>
-                <w:sz w:val="19"/>
-              </w:rPr>
-              <w:t>校园林荫道赵左右手持DV街访女同学（●REC SP）</w:t>
-              <w:br/>
-              <w:t>（场次：第14-5场）</w:t>
-            </w:r>
-          </w:p>
-        </w:tc>
-        <w:tc>
-          <w:tcPr>
-            <w:tcW w:type="dxa" w:w="7344"/>
-            <w:vAlign w:val="center"/>
-            <w:tcMar>
-              <w:top w:w="105" w:type="dxa"/>
-              <w:bottom w:w="105" w:type="dxa"/>
-              <w:left w:w="145" w:type="dxa"/>
-              <w:right w:w="145" w:type="dxa"/>
-            </w:tcMar>
-            <w:shd w:fill="F7FAFC"/>
-          </w:tcPr>
-          <w:p>
-            <w:pPr>
-              <w:spacing w:before="40" w:after="40" w:line="341" w:lineRule="auto"/>
-              <w:jc w:val="left"/>
-            </w:pPr>
-            <w:r/>
-            <w:r>
-              <w:rPr>
-                <w:rFonts w:ascii="Times New Roman" w:hAnsi="Times New Roman" w:eastAsia="宋体"/>
-                <w:b w:val="0"/>
-                <w:color w:val="191919"/>
-                <w:sz w:val="19"/>
-              </w:rPr>
-              <w:t>【原片微距文字与物理特征实证】DV取景器UI显示：●REC｜SP｜P-MENU；受访女同学对着镜头辛辣吐槽寒假烂尾电影：“我想把编剧的脑袋拧下来当球踢！”</w:t>
-            </w:r>
-          </w:p>
-        </w:tc>
-      </w:tr>
-      <w:tr>
-        <w:trPr>
-          <w:cantSplit/>
-        </w:trPr>
-        <w:tc>
-          <w:tcPr>
-            <w:tcW w:type="dxa" w:w="3024"/>
-            <w:vAlign w:val="center"/>
-            <w:tcMar>
-              <w:top w:w="105" w:type="dxa"/>
-              <w:bottom w:w="105" w:type="dxa"/>
-              <w:left w:w="145" w:type="dxa"/>
-              <w:right w:w="145" w:type="dxa"/>
-            </w:tcMar>
-          </w:tcPr>
-          <w:p>
-            <w:pPr>
-              <w:spacing w:before="40" w:after="40" w:line="341" w:lineRule="auto"/>
-              <w:jc w:val="left"/>
-            </w:pPr>
-            <w:r/>
-            <w:r>
-              <w:rPr>
-                <w:rFonts w:ascii="Times New Roman" w:hAnsi="Times New Roman" w:eastAsia="宋体"/>
-                <w:b/>
-                <w:color w:val="191919"/>
-                <w:sz w:val="19"/>
-              </w:rPr>
-              <w:t>学校微机室电脑《黍豆网首届视频播客创作大赛》网页</w:t>
-              <w:br/>
-              <w:t>（场次：第14-5场）</w:t>
-            </w:r>
-          </w:p>
-        </w:tc>
-        <w:tc>
-          <w:tcPr>
-            <w:tcW w:type="dxa" w:w="7344"/>
-            <w:vAlign w:val="center"/>
-            <w:tcMar>
-              <w:top w:w="105" w:type="dxa"/>
-              <w:bottom w:w="105" w:type="dxa"/>
-              <w:left w:w="145" w:type="dxa"/>
-              <w:right w:w="145" w:type="dxa"/>
-            </w:tcMar>
-          </w:tcPr>
-          <w:p>
-            <w:pPr>
-              <w:spacing w:before="40" w:after="40" w:line="341" w:lineRule="auto"/>
-              <w:jc w:val="left"/>
-            </w:pPr>
-            <w:r/>
-            <w:r>
-              <w:rPr>
-                <w:rFonts w:ascii="Times New Roman" w:hAnsi="Times New Roman" w:eastAsia="宋体"/>
-                <w:b w:val="0"/>
-                <w:color w:val="191919"/>
-                <w:sz w:val="19"/>
-              </w:rPr>
-              <w:t>【原片微距文字与物理特征实证】CRT显示器网页横幅：黍豆网首届 视频播客创作大赛｜500万元奖金 等你拿！｜投稿截止 2008年6月1日 00:00｜大奖揭晓 2008年7月15日 12:00。</w:t>
-            </w:r>
-          </w:p>
-        </w:tc>
-      </w:tr>
-      <w:tr>
-        <w:trPr>
-          <w:cantSplit/>
-        </w:trPr>
-        <w:tc>
-          <w:tcPr>
-            <w:tcW w:type="dxa" w:w="3024"/>
-            <w:vAlign w:val="center"/>
-            <w:tcMar>
-              <w:top w:w="105" w:type="dxa"/>
-              <w:bottom w:w="105" w:type="dxa"/>
-              <w:left w:w="145" w:type="dxa"/>
-              <w:right w:w="145" w:type="dxa"/>
-            </w:tcMar>
-            <w:shd w:fill="F7FAFC"/>
-          </w:tcPr>
-          <w:p>
-            <w:pPr>
-              <w:spacing w:before="40" w:after="40" w:line="341" w:lineRule="auto"/>
-              <w:jc w:val="left"/>
-            </w:pPr>
-            <w:r/>
-            <w:r>
-              <w:rPr>
-                <w:rFonts w:ascii="Times New Roman" w:hAnsi="Times New Roman" w:eastAsia="宋体"/>
-                <w:b/>
-                <w:color w:val="191919"/>
-                <w:sz w:val="19"/>
-              </w:rPr>
-              <w:t>校门外路虎车内赵了递给荀未来的父母老照片</w:t>
-              <w:br/>
-              <w:t>（场次：第14-6场）</w:t>
-            </w:r>
-          </w:p>
-        </w:tc>
-        <w:tc>
-          <w:tcPr>
-            <w:tcW w:type="dxa" w:w="7344"/>
-            <w:vAlign w:val="center"/>
-            <w:tcMar>
-              <w:top w:w="105" w:type="dxa"/>
-              <w:bottom w:w="105" w:type="dxa"/>
-              <w:left w:w="145" w:type="dxa"/>
-              <w:right w:w="145" w:type="dxa"/>
-            </w:tcMar>
-            <w:shd w:fill="F7FAFC"/>
-          </w:tcPr>
-          <w:p>
-            <w:pPr>
-              <w:spacing w:before="40" w:after="40" w:line="341" w:lineRule="auto"/>
-              <w:jc w:val="left"/>
-            </w:pPr>
-            <w:r/>
-            <w:r>
-              <w:rPr>
-                <w:rFonts w:ascii="Times New Roman" w:hAnsi="Times New Roman" w:eastAsia="宋体"/>
-                <w:b w:val="0"/>
-                <w:color w:val="191919"/>
-                <w:sz w:val="19"/>
-              </w:rPr>
-              <w:t>【原片微距文字与物理特征实证】66岁赵了将赵东来与刘美奕的合影交给荀未来，叮嘱他：“小赵这次的决定我不干涉，但你要暗示他，多给爸妈拍点录像。”</w:t>
-            </w:r>
-          </w:p>
-        </w:tc>
-      </w:tr>
-      <w:tr>
-        <w:trPr>
-          <w:cantSplit/>
-        </w:trPr>
-        <w:tc>
-          <w:tcPr>
-            <w:tcW w:type="dxa" w:w="3024"/>
-            <w:vAlign w:val="center"/>
-            <w:tcMar>
-              <w:top w:w="105" w:type="dxa"/>
-              <w:bottom w:w="105" w:type="dxa"/>
-              <w:left w:w="145" w:type="dxa"/>
-              <w:right w:w="145" w:type="dxa"/>
-            </w:tcMar>
-          </w:tcPr>
-          <w:p>
-            <w:pPr>
-              <w:spacing w:before="40" w:after="40" w:line="341" w:lineRule="auto"/>
-              <w:jc w:val="left"/>
-            </w:pPr>
-            <w:r/>
-            <w:r>
-              <w:rPr>
-                <w:rFonts w:ascii="Times New Roman" w:hAnsi="Times New Roman" w:eastAsia="宋体"/>
-                <w:b/>
-                <w:color w:val="191919"/>
-                <w:sz w:val="19"/>
-              </w:rPr>
-              <w:t>学校广播室门口荀未来脱口说出08年还没有的“美颜”</w:t>
-              <w:br/>
-              <w:t>（场次：第14-6场）</w:t>
-            </w:r>
-          </w:p>
-        </w:tc>
-        <w:tc>
-          <w:tcPr>
-            <w:tcW w:type="dxa" w:w="7344"/>
-            <w:vAlign w:val="center"/>
-            <w:tcMar>
-              <w:top w:w="105" w:type="dxa"/>
-              <w:bottom w:w="105" w:type="dxa"/>
-              <w:left w:w="145" w:type="dxa"/>
-              <w:right w:w="145" w:type="dxa"/>
-            </w:tcMar>
-          </w:tcPr>
-          <w:p>
-            <w:pPr>
-              <w:spacing w:before="40" w:after="40" w:line="341" w:lineRule="auto"/>
-              <w:jc w:val="left"/>
-            </w:pPr>
-            <w:r/>
-            <w:r>
-              <w:rPr>
-                <w:rFonts w:ascii="Times New Roman" w:hAnsi="Times New Roman" w:eastAsia="宋体"/>
-                <w:b w:val="0"/>
-                <w:color w:val="191919"/>
-                <w:sz w:val="19"/>
-              </w:rPr>
-              <w:t>【原片微距文字与物理特征实证】王一漫摸着额头上的青春痘问“视频它能PS吗？”，荀未来顺嘴答“美颜一下就行了”，随即醒悟08年还没有美颜技术，忙改口称“化妆”。</w:t>
-            </w:r>
-          </w:p>
-        </w:tc>
-      </w:tr>
-      <w:tr>
-        <w:trPr>
-          <w:cantSplit/>
-        </w:trPr>
-        <w:tc>
-          <w:tcPr>
-            <w:tcW w:type="dxa" w:w="3024"/>
-            <w:vAlign w:val="center"/>
-            <w:tcMar>
-              <w:top w:w="105" w:type="dxa"/>
-              <w:bottom w:w="105" w:type="dxa"/>
-              <w:left w:w="145" w:type="dxa"/>
-              <w:right w:w="145" w:type="dxa"/>
-            </w:tcMar>
-            <w:shd w:fill="F7FAFC"/>
-          </w:tcPr>
-          <w:p>
-            <w:pPr>
-              <w:spacing w:before="40" w:after="40" w:line="341" w:lineRule="auto"/>
-              <w:jc w:val="left"/>
-            </w:pPr>
-            <w:r/>
-            <w:r>
-              <w:rPr>
-                <w:rFonts w:ascii="Times New Roman" w:hAnsi="Times New Roman" w:eastAsia="宋体"/>
-                <w:b/>
-                <w:color w:val="191919"/>
-                <w:sz w:val="19"/>
-              </w:rPr>
-              <w:t>荀未来智破罗厂长刁难的“猪肉大葱·馅儿包面”炸丸子</w:t>
-              <w:br/>
-              <w:t>（场次：第14-7场）</w:t>
-            </w:r>
-          </w:p>
-        </w:tc>
-        <w:tc>
-          <w:tcPr>
-            <w:tcW w:type="dxa" w:w="7344"/>
-            <w:vAlign w:val="center"/>
-            <w:tcMar>
-              <w:top w:w="105" w:type="dxa"/>
-              <w:bottom w:w="105" w:type="dxa"/>
-              <w:left w:w="145" w:type="dxa"/>
-              <w:right w:w="145" w:type="dxa"/>
-            </w:tcMar>
-            <w:shd w:fill="F7FAFC"/>
-          </w:tcPr>
-          <w:p>
-            <w:pPr>
-              <w:spacing w:before="40" w:after="40" w:line="341" w:lineRule="auto"/>
-              <w:jc w:val="left"/>
-            </w:pPr>
-            <w:r/>
-            <w:r>
-              <w:rPr>
-                <w:rFonts w:ascii="Times New Roman" w:hAnsi="Times New Roman" w:eastAsia="宋体"/>
-                <w:b w:val="0"/>
-                <w:color w:val="191919"/>
-                <w:sz w:val="19"/>
-              </w:rPr>
-              <w:t>【原片微距文字与物理特征实证】面对罗厂长“猪肉大葱馅儿包面”的刁难，荀未来先炸脆小面包再外裹肉馅复炸，做出外肉内脆的创意丸子，并用“尖得没边儿了”哄得罗厂长哈哈大笑。</w:t>
-            </w:r>
-          </w:p>
-        </w:tc>
-      </w:tr>
-      <w:tr>
-        <w:trPr>
-          <w:cantSplit/>
-        </w:trPr>
-        <w:tc>
-          <w:tcPr>
-            <w:tcW w:type="dxa" w:w="3024"/>
-            <w:vAlign w:val="center"/>
-            <w:tcMar>
-              <w:top w:w="105" w:type="dxa"/>
-              <w:bottom w:w="105" w:type="dxa"/>
-              <w:left w:w="145" w:type="dxa"/>
-              <w:right w:w="145" w:type="dxa"/>
-            </w:tcMar>
-          </w:tcPr>
-          <w:p>
-            <w:pPr>
-              <w:spacing w:before="40" w:after="40" w:line="341" w:lineRule="auto"/>
-              <w:jc w:val="left"/>
-            </w:pPr>
-            <w:r/>
-            <w:r>
-              <w:rPr>
-                <w:rFonts w:ascii="Times New Roman" w:hAnsi="Times New Roman" w:eastAsia="宋体"/>
-                <w:b/>
-                <w:color w:val="191919"/>
-                <w:sz w:val="19"/>
-              </w:rPr>
-              <w:t>高一十班前排罗爱文眼皮贴“假眼珠纸片”打呼噜特写</w:t>
-              <w:br/>
-              <w:t>（场次：第14-8场）</w:t>
-            </w:r>
-          </w:p>
-        </w:tc>
-        <w:tc>
-          <w:tcPr>
-            <w:tcW w:type="dxa" w:w="7344"/>
-            <w:vAlign w:val="center"/>
-            <w:tcMar>
-              <w:top w:w="105" w:type="dxa"/>
-              <w:bottom w:w="105" w:type="dxa"/>
-              <w:left w:w="145" w:type="dxa"/>
-              <w:right w:w="145" w:type="dxa"/>
-            </w:tcMar>
-          </w:tcPr>
-          <w:p>
-            <w:pPr>
-              <w:spacing w:before="40" w:after="40" w:line="341" w:lineRule="auto"/>
-              <w:jc w:val="left"/>
-            </w:pPr>
-            <w:r/>
-            <w:r>
-              <w:rPr>
-                <w:rFonts w:ascii="Times New Roman" w:hAnsi="Times New Roman" w:eastAsia="宋体"/>
-                <w:b w:val="0"/>
-                <w:color w:val="191919"/>
-                <w:sz w:val="19"/>
-              </w:rPr>
-              <w:t>【原片微距文字与物理特征实证】荀未来教赵左右夸罗爱文有“松弛感”，镜头切至罗爱文闭眼仰头打呼噜、两只眼皮上贴着画有睁大眼珠的白纸片的喜剧名场面。</w:t>
-            </w:r>
-          </w:p>
-        </w:tc>
-      </w:tr>
-      <w:tr>
-        <w:trPr>
-          <w:cantSplit/>
-        </w:trPr>
-        <w:tc>
-          <w:tcPr>
-            <w:tcW w:type="dxa" w:w="3024"/>
-            <w:vAlign w:val="center"/>
-            <w:tcMar>
-              <w:top w:w="105" w:type="dxa"/>
-              <w:bottom w:w="105" w:type="dxa"/>
-              <w:left w:w="145" w:type="dxa"/>
-              <w:right w:w="145" w:type="dxa"/>
-            </w:tcMar>
-            <w:shd w:fill="F7FAFC"/>
-          </w:tcPr>
-          <w:p>
-            <w:pPr>
-              <w:spacing w:before="40" w:after="40" w:line="341" w:lineRule="auto"/>
-              <w:jc w:val="left"/>
-            </w:pPr>
-            <w:r/>
-            <w:r>
-              <w:rPr>
-                <w:rFonts w:ascii="Times New Roman" w:hAnsi="Times New Roman" w:eastAsia="宋体"/>
-                <w:b/>
-                <w:color w:val="191919"/>
-                <w:sz w:val="19"/>
-              </w:rPr>
-              <w:t>天门饭店VIP包厢罗厂长逼酒与赵左右坚守纪实底线</w:t>
-              <w:br/>
-              <w:t>（场次：第14-8场）</w:t>
-            </w:r>
-          </w:p>
-        </w:tc>
-        <w:tc>
-          <w:tcPr>
-            <w:tcW w:type="dxa" w:w="7344"/>
-            <w:vAlign w:val="center"/>
-            <w:tcMar>
-              <w:top w:w="105" w:type="dxa"/>
-              <w:bottom w:w="105" w:type="dxa"/>
-              <w:left w:w="145" w:type="dxa"/>
-              <w:right w:w="145" w:type="dxa"/>
-            </w:tcMar>
-            <w:shd w:fill="F7FAFC"/>
-          </w:tcPr>
-          <w:p>
-            <w:pPr>
-              <w:spacing w:before="40" w:after="40" w:line="341" w:lineRule="auto"/>
-              <w:jc w:val="left"/>
-            </w:pPr>
-            <w:r/>
-            <w:r>
-              <w:rPr>
-                <w:rFonts w:ascii="Times New Roman" w:hAnsi="Times New Roman" w:eastAsia="宋体"/>
-                <w:b w:val="0"/>
-                <w:color w:val="191919"/>
-                <w:sz w:val="19"/>
-              </w:rPr>
-              <w:t>【原片微距文字与物理特征实证】面对罗厂长“要么按厂里脚本拍宣传片、要么把白酒干了”的施压，未成年赵左右坚决拒酒并拒绝摆拍，三次纠正“叔，我姓赵”起身离席，反赢罗厂长赞赏。</w:t>
-            </w:r>
-          </w:p>
-        </w:tc>
-      </w:tr>
-      <w:tr>
-        <w:trPr>
-          <w:cantSplit/>
-        </w:trPr>
-        <w:tc>
-          <w:tcPr>
-            <w:tcW w:type="dxa" w:w="3024"/>
-            <w:vAlign w:val="center"/>
-            <w:tcMar>
-              <w:top w:w="105" w:type="dxa"/>
-              <w:bottom w:w="105" w:type="dxa"/>
-              <w:left w:w="145" w:type="dxa"/>
-              <w:right w:w="145" w:type="dxa"/>
-            </w:tcMar>
-          </w:tcPr>
-          <w:p>
-            <w:pPr>
-              <w:spacing w:before="40" w:after="40" w:line="341" w:lineRule="auto"/>
-              <w:jc w:val="left"/>
-            </w:pPr>
-            <w:r/>
-            <w:r>
-              <w:rPr>
-                <w:rFonts w:ascii="Times New Roman" w:hAnsi="Times New Roman" w:eastAsia="宋体"/>
-                <w:b/>
-                <w:color w:val="191919"/>
-                <w:sz w:val="19"/>
-              </w:rPr>
-              <w:t>街边烧烤店“秘制菠萝牛肉串”与荀未来强忍过敏狂炫</w:t>
-              <w:br/>
-              <w:t>（场次：第14-9场）</w:t>
-            </w:r>
-          </w:p>
-        </w:tc>
-        <w:tc>
-          <w:tcPr>
-            <w:tcW w:type="dxa" w:w="7344"/>
-            <w:vAlign w:val="center"/>
-            <w:tcMar>
-              <w:top w:w="105" w:type="dxa"/>
-              <w:bottom w:w="105" w:type="dxa"/>
-              <w:left w:w="145" w:type="dxa"/>
-              <w:right w:w="145" w:type="dxa"/>
-            </w:tcMar>
-          </w:tcPr>
-          <w:p>
-            <w:pPr>
-              <w:spacing w:before="40" w:after="40" w:line="341" w:lineRule="auto"/>
-              <w:jc w:val="left"/>
-            </w:pPr>
-            <w:r/>
-            <w:r>
-              <w:rPr>
-                <w:rFonts w:ascii="Times New Roman" w:hAnsi="Times New Roman" w:eastAsia="宋体"/>
-                <w:b w:val="0"/>
-                <w:color w:val="191919"/>
-                <w:sz w:val="19"/>
-              </w:rPr>
-              <w:t>【原片微距文字与物理特征实证】当赵左右追问“你是不是来自未……”时，服务员端上秘制菠萝牛肉串；荀未来故意大口狂炫烤菠萝并夸“烤过的就是甜”，强行打破小赵对他的味觉过敏铁证。</w:t>
+              <w:t>16岁赵左右、41岁荀未来与66岁赵了首次三代同心，将写有真相与鼓励的字条塞进退学挚友陈明家的门缝。</w:t>
             </w:r>
           </w:p>
         </w:tc>
@@ -4203,17 +2738,10 @@
               <w:spacing w:before="40" w:after="40" w:line="341" w:lineRule="auto"/>
               <w:jc w:val="left"/>
             </w:pPr>
-            <w:r/>
             <w:r>
-              <w:rPr>
-                <w:rFonts w:ascii="Times New Roman" w:hAnsi="Times New Roman" w:eastAsia="宋体"/>
-                <w:b/>
-                <w:color w:val="191919"/>
-                <w:sz w:val="19"/>
-              </w:rPr>
               <w:t>S01 @ 00:22.0 (第14-1场)</w:t>
               <w:br/>
-              <w:t>（场次：林翠）</w:t>
+              <w:t>（场次：）</w:t>
             </w:r>
           </w:p>
         </w:tc>
@@ -4267,17 +2795,10 @@
               <w:spacing w:before="40" w:after="40" w:line="341" w:lineRule="auto"/>
               <w:jc w:val="left"/>
             </w:pPr>
-            <w:r/>
             <w:r>
-              <w:rPr>
-                <w:rFonts w:ascii="Times New Roman" w:hAnsi="Times New Roman" w:eastAsia="宋体"/>
-                <w:b/>
-                <w:color w:val="191919"/>
-                <w:sz w:val="19"/>
-              </w:rPr>
               <w:t>S01 @ 01:20.0 (第14-1场)</w:t>
               <w:br/>
-              <w:t>（场次：孙羽凡）</w:t>
+              <w:t>（场次：）</w:t>
             </w:r>
           </w:p>
         </w:tc>
@@ -4331,17 +2852,10 @@
               <w:spacing w:before="40" w:after="40" w:line="341" w:lineRule="auto"/>
               <w:jc w:val="left"/>
             </w:pPr>
-            <w:r/>
             <w:r>
-              <w:rPr>
-                <w:rFonts w:ascii="Times New Roman" w:hAnsi="Times New Roman" w:eastAsia="宋体"/>
-                <w:b/>
-                <w:color w:val="191919"/>
-                <w:sz w:val="19"/>
-              </w:rPr>
               <w:t>S01 @ 02:15.0 (第14-1场)</w:t>
               <w:br/>
-              <w:t>（场次：马天宇）</w:t>
+              <w:t>（场次：）</w:t>
             </w:r>
           </w:p>
         </w:tc>
@@ -4395,17 +2909,10 @@
               <w:spacing w:before="40" w:after="40" w:line="341" w:lineRule="auto"/>
               <w:jc w:val="left"/>
             </w:pPr>
-            <w:r/>
             <w:r>
-              <w:rPr>
-                <w:rFonts w:ascii="Times New Roman" w:hAnsi="Times New Roman" w:eastAsia="宋体"/>
-                <w:b/>
-                <w:color w:val="191919"/>
-                <w:sz w:val="19"/>
-              </w:rPr>
               <w:t>S02 @ 05:12.0 (第14-3场)</w:t>
               <w:br/>
-              <w:t>（场次：梁国荣）</w:t>
+              <w:t>（场次：）</w:t>
             </w:r>
           </w:p>
         </w:tc>
@@ -4459,17 +2966,10 @@
               <w:spacing w:before="40" w:after="40" w:line="341" w:lineRule="auto"/>
               <w:jc w:val="left"/>
             </w:pPr>
-            <w:r/>
             <w:r>
-              <w:rPr>
-                <w:rFonts w:ascii="Times New Roman" w:hAnsi="Times New Roman" w:eastAsia="宋体"/>
-                <w:b/>
-                <w:color w:val="191919"/>
-                <w:sz w:val="19"/>
-              </w:rPr>
               <w:t>S02 @ 05:55.0 (第14-3场)</w:t>
               <w:br/>
-              <w:t>（场次：谢兴阳）</w:t>
+              <w:t>（场次：）</w:t>
             </w:r>
           </w:p>
         </w:tc>
@@ -4523,17 +3023,10 @@
               <w:spacing w:before="40" w:after="40" w:line="341" w:lineRule="auto"/>
               <w:jc w:val="left"/>
             </w:pPr>
-            <w:r/>
             <w:r>
-              <w:rPr>
-                <w:rFonts w:ascii="Times New Roman" w:hAnsi="Times New Roman" w:eastAsia="宋体"/>
-                <w:b/>
-                <w:color w:val="191919"/>
-                <w:sz w:val="19"/>
-              </w:rPr>
               <w:t>S03 @ 09:45.0 (第14-4场)</w:t>
               <w:br/>
-              <w:t>（场次：马天宇）</w:t>
+              <w:t>（场次：）</w:t>
             </w:r>
           </w:p>
         </w:tc>
@@ -4587,17 +3080,10 @@
               <w:spacing w:before="40" w:after="40" w:line="341" w:lineRule="auto"/>
               <w:jc w:val="left"/>
             </w:pPr>
-            <w:r/>
             <w:r>
-              <w:rPr>
-                <w:rFonts w:ascii="Times New Roman" w:hAnsi="Times New Roman" w:eastAsia="宋体"/>
-                <w:b/>
-                <w:color w:val="191919"/>
-                <w:sz w:val="19"/>
-              </w:rPr>
               <w:t>S03 @ 11:02.0 (第14-4场)</w:t>
               <w:br/>
-              <w:t>（场次：朱铁＆苑冉）</w:t>
+              <w:t>（场次：＆）</w:t>
             </w:r>
           </w:p>
         </w:tc>
@@ -4651,17 +3137,10 @@
               <w:spacing w:before="40" w:after="40" w:line="341" w:lineRule="auto"/>
               <w:jc w:val="left"/>
             </w:pPr>
-            <w:r/>
             <w:r>
-              <w:rPr>
-                <w:rFonts w:ascii="Times New Roman" w:hAnsi="Times New Roman" w:eastAsia="宋体"/>
-                <w:b/>
-                <w:color w:val="191919"/>
-                <w:sz w:val="19"/>
-              </w:rPr>
               <w:t>S03 @ 12:18.0 (第14-4场)</w:t>
               <w:br/>
-              <w:t>（场次：徐梦洁）</w:t>
+              <w:t>（场次：）</w:t>
             </w:r>
           </w:p>
         </w:tc>

--- a/01_《三人行》全24集全流程标杆成品库/03_剧作结构、悬念节奏与视听解码/EP14_《三人行》第十四集《继承》剧作结构、悬念节奏与视听解码.docx
+++ b/01_《三人行》全24集全流程标杆成品库/03_剧作结构、悬念节奏与视听解码/EP14_《三人行》第十四集《继承》剧作结构、悬念节奏与视听解码.docx
@@ -297,13 +297,9 @@
               <w:jc w:val="left"/>
             </w:pPr>
             <w:r>
-              <w:rPr>
-                <w:rFonts w:ascii="黑体" w:hAnsi="黑体"/>
-                <w:b/>
-              </w:rPr>
               <w:t>罗家地下室烤菠萝与“计算机……很重要”说漏嘴</w:t>
               <w:br/>
-              <w:t>（14-10至14-12场）</w:t>
+              <w:t>（14-8至14-9场）</w:t>
             </w:r>
           </w:p>
         </w:tc>
@@ -349,13 +345,9 @@
               <w:jc w:val="left"/>
             </w:pPr>
             <w:r>
-              <w:rPr>
-                <w:rFonts w:ascii="黑体" w:hAnsi="黑体"/>
-                <w:b/>
-              </w:rPr>
-              <w:t>塞进陈明家门缝的三代同心真相字条</w:t>
+              <w:t>天门饭店“叔，我姓赵”三次正名与烧烤店狂炫过敏烤菠萝</w:t>
               <w:br/>
-              <w:t>（14-15场）</w:t>
+              <w:t>（14-8至14-9场）</w:t>
             </w:r>
           </w:p>
         </w:tc>
@@ -375,11 +367,7 @@
               <w:jc w:val="left"/>
             </w:pPr>
             <w:r>
-              <w:rPr>
-                <w:rFonts w:ascii="宋体" w:hAnsi="宋体"/>
-                <w:b w:val="0"/>
-              </w:rPr>
-              <w:t>16岁赵左右、41岁荀未来与66岁赵了首次三代同心，将写有真相与鼓励的字条塞进退学挚友陈明家的门缝。</w:t>
+              <w:t>天门饭店酒局上16岁小赵面对罗仕强三次故意叫错“小李”不卑不亢三次正名“叔，我姓赵”；烧烤店里为打消小赵怀疑、避免触发2058宏观监测，对菠萝严重过敏的荀未来抓起烤菠萝牛肉串强行狂炫！</w:t>
             </w:r>
           </w:p>
         </w:tc>

--- a/01_《三人行》全24集全流程标杆成品库/03_剧作结构、悬念节奏与视听解码/EP14_《三人行》第十四集《继承》剧作结构、悬念节奏与视听解码.docx
+++ b/01_《三人行》全24集全流程标杆成品库/03_剧作结构、悬念节奏与视听解码/EP14_《三人行》第十四集《继承》剧作结构、悬念节奏与视听解码.docx
@@ -914,21 +914,10 @@
             </w:tcMar>
           </w:tcPr>
           <w:p>
-            <w:pPr>
-              <w:spacing w:before="40" w:after="40" w:line="341" w:lineRule="auto"/>
-              <w:jc w:val="left"/>
-            </w:pPr>
-            <w:r/>
             <w:r>
-              <w:rPr>
-                <w:rFonts w:ascii="Times New Roman" w:hAnsi="Times New Roman" w:eastAsia="宋体"/>
-                <w:b w:val="0"/>
-                <w:color w:val="191919"/>
-                <w:sz w:val="19"/>
-              </w:rPr>
               <w:t>【出场人物】戴娟、全班同学、罗爱文、荀未来、荀未来（内心独白）、杂志社社员</w:t>
               <w:br/>
-              <w:t>【本场戏剧功能与导演调度任务】白天的长林八中高一十班教室内，墙面贴着“惜时如金 勤奋进取”的标语。教导主任戴娟手里捏着半截粉笔站在讲台前，向全班同学宣布即将开展的学工实践活动通知。 戴娟话音刚落，全班同学顿时一片哀嚎，纷纷瘫靠在椅背上齐声叹气。</w:t>
+              <w:t>【本场戏剧功能与导演调度任务】【开篇立局/黄金冷开场调度】以「内　长林八中·高一十班教室·罗爱文家书房与未来杂志社活动室 — 日/夜」为物理容器，聚焦（戴娟、全班同学、罗爱文、荀未来、荀未来（内心独白）、杂志社社员）的对手戏力场，核心导演任务在于：通过生活化微动作与潜台词交锋外化角色心理位移，衔接前后场因果链条。</w:t>
               <w:br/>
               <w:t>【完整剧情推进与动作细节】白天的长林八中高一十班教室内，墙面贴着“惜时如金 勤奋进取”的标语。教导主任戴娟手里捏着半截粉笔站在讲台前，向全班同学宣布即将开展的学工实践活动通知。 戴娟话音刚落，全班同学顿时一片哀嚎，纷纷瘫靠在椅背上齐声叹气。 坐在教室中排的罗爱文往前探出脑袋，大声向准备离开讲台的戴娟提议。 戴娟停下脚步转过头，似笑非笑地看着罗爱文反问了一句。 罗爱文一愣，张大嘴巴反应过来，顿时无言以对。 戴娟懒得再搭理他，夹起讲义夹干脆利落地一挥手，转身走出教室；同学们纷纷起立收拾课桌。 夜晚，罗爱文家的书房内，披着格纹外套的四十一岁荀未来正坐在书桌前敲击笔记本电脑键盘编写文稿。身后的真皮沙发上，罗爱文翘着二郎腿，一个人捂着嘴乐不可支地傻笑。荀未来听到动静，停下手指转过头疑惑地看他。 罗爱文激动地放下手，两只手兴奋地搓着、挥了挥拳头。</w:t>
               <w:br/>
@@ -1048,21 +1037,10 @@
             </w:tcMar>
           </w:tcPr>
           <w:p>
-            <w:pPr>
-              <w:spacing w:before="40" w:after="40" w:line="341" w:lineRule="auto"/>
-              <w:jc w:val="left"/>
-            </w:pPr>
-            <w:r/>
             <w:r>
-              <w:rPr>
-                <w:rFonts w:ascii="Times New Roman" w:hAnsi="Times New Roman" w:eastAsia="宋体"/>
-                <w:b w:val="0"/>
-                <w:color w:val="191919"/>
-                <w:sz w:val="19"/>
-              </w:rPr>
               <w:t>【出场人物】赵了、赵左右、小雪（电话音）</w:t>
               <w:br/>
-              <w:t>【本场戏剧功能与导演调度任务】夜晚的老居民楼五楼水泥楼梯间内，画面中央浮现本集片名：第 14 集 继承。 系着浅色格纹围巾、背着双肩包的十六岁赵左右一步步走上五楼台阶，正准备掏钥匙开五零一室的家门，对门五零二室的防盗门忽然打开，身穿灰色连帽卫衣的六十六岁赵了探出头来，笑眯眯地向他招手。</w:t>
+              <w:t>【本场戏剧功能与导演调度任务】【中点转折与矛盾升级调度】以「内/外　502室赵了家·2058年人生无限有限公司与风雪电话亭 — 夜」为物理容器，聚焦（赵了、赵左右、小雪（电话音））的对手戏力场，核心导演任务在于：通过生活化微动作与潜台词交锋外化角色心理位移，衔接前后场因果链条。</w:t>
               <w:br/>
               <w:t>【完整剧情推进与动作细节】夜晚的老居民楼五楼水泥楼梯间内，画面中央浮现本集片名：第 14 集 继承。 系着浅色格纹围巾、背着双肩包的十六岁赵左右一步步走上五楼台阶，正准备掏钥匙开五零一室的家门，对门五零二室的防盗门忽然打开，身穿灰色连帽卫衣的六十六岁赵了探出头来，笑眯眯地向他招手。 赵左右停下脚步，转过身礼貌地看向五零二室门口的老人。 赵了慈祥地笑了笑，指了指屋里发出邀请。 赵左右爽快地一口答应，迈步走向五零二室。 赵了侧身让少年进屋，顺手关上了防盗门。 第一次踏进五零二室客厅的十六岁赵左右环顾四周——只见屋里不仅布置得复古雅致，角落里竟然还摆着一台大屏幕街机游戏机和老式显像管电视！赵左右惊喜地张开双臂惊呼，一把甩下书包扑到街机前，双手飞快地拍打着摇杆和按键玩了起来。 赵了笑吟吟地站在街机旁看着少年过瘾，随后走到餐桌前，指了指桌上的黑色包装盒与一台崭新的银灰色索尼手持摄像机（SONY Handycam），将赵左右叫到桌边。</w:t>
               <w:br/>
@@ -1117,21 +1095,10 @@
             <w:shd w:fill="F7FAFC"/>
           </w:tcPr>
           <w:p>
-            <w:pPr>
-              <w:spacing w:before="40" w:after="40" w:line="341" w:lineRule="auto"/>
-              <w:jc w:val="left"/>
-            </w:pPr>
-            <w:r/>
             <w:r>
-              <w:rPr>
-                <w:rFonts w:ascii="Times New Roman" w:hAnsi="Times New Roman" w:eastAsia="宋体"/>
-                <w:b w:val="0"/>
-                <w:color w:val="191919"/>
-                <w:sz w:val="19"/>
-              </w:rPr>
               <w:t>【出场人物】电视台女记者、荀未来、赵左右、荀未来（电视画外音）、电视台女记者（电视画外音）、赵东来、刘美奕、赵左右（内心独白）、徐图图</w:t>
               <w:br/>
-              <w:t>【本场戏剧功能与导演调度任务】白天的长林市第八中学校门口，一名手持“长林电视台”台标话筒的女记者正面对摄像机镜头进行外景专题播报。身穿棕褐色长款棉服、手里拿着一本《三人行》创刊号的四十一岁荀未来从校门内走出来，满脸堆笑地主动向摄像机镜头挥手打招呼。 荀未来热情地走到女记者身旁握了握手。</w:t>
+              <w:t>【本场戏剧功能与导演调度任务】【中点转折与矛盾升级调度】以「外/内　长林八中校门口·校园通道·501室客厅与市医院病房 — 日/夜」为物理容器，聚焦（电视台女记者、荀未来、赵左右、荀未来（电视画外音）、电视台女记者（电视画外音）、赵东来、刘美奕、赵左右（内心独白）、徐图图）的对手戏力场，核心导演任务在于：通过生活化微动作与潜台词交锋外化角色心理位移，衔接前后场因果链条。</w:t>
               <w:br/>
               <w:t>【完整剧情推进与动作细节】白天的长林市第八中学校门口，一名手持“长林电视台”台标话筒的女记者正面对摄像机镜头进行外景专题播报。身穿棕褐色长款棉服、手里拿着一本《三人行》创刊号的四十一岁荀未来从校门内走出来，满脸堆笑地主动向摄像机镜头挥手打招呼。 荀未来热情地走到女记者身旁握了握手。 女记者微笑着将长林电视台话筒递到荀未来嘴边提问。 面对全市电视观众，四十一岁的荀未来突然收起笑容，装出一副问心有愧、诚恳万分的模样，抬起右手一字一顿地比划着，在电视镜头前把《三人行》创刊号的全部功劳与才华美名，一股脑儿全推给了十六岁的赵左右！ 几分钟后，校园教学楼前的通道上，身穿军绿色棉服的十六岁赵左右正抱着书本往教学楼走。女记者带着扛摄像机的摄影师一路小跑追了上来，把话筒直接递到了赵左右嘴边！ 赵左右一头雾水地停下脚步，看了看摄像机又看了看女记者，神色淡漠地摆手推脱。 女记者以为他在谦虚，笑着继续把话筒往前递。 赵左右猜到又是荀未来在背后搞鬼，眉头微蹙，干脆利落地扔下一句话，转身快步走进了教学楼大门；女记者在身后连喊了两声“哎？同学！同学！”，只好无奈地转回身面向镜头微笑。</w:t>
               <w:br/>
@@ -1184,21 +1151,10 @@
             </w:tcMar>
           </w:tcPr>
           <w:p>
-            <w:pPr>
-              <w:spacing w:before="40" w:after="40" w:line="341" w:lineRule="auto"/>
-              <w:jc w:val="left"/>
-            </w:pPr>
-            <w:r/>
             <w:r>
-              <w:rPr>
-                <w:rFonts w:ascii="Times New Roman" w:hAnsi="Times New Roman" w:eastAsia="宋体"/>
-                <w:b w:val="0"/>
-                <w:color w:val="191919"/>
-                <w:sz w:val="19"/>
-              </w:rPr>
               <w:t>【出场人物】荀未来、赵左右、罗爱文、受访女同学、荀未来（内心独白）</w:t>
               <w:br/>
-              <w:t>【本场戏剧功能与导演调度任务】高一十班教室内，四十一岁的荀未来正坐在第一排翻看《读者》杂志。十六岁的赵左右走到他的课桌前停下。荀未来放下手中的杂志，抬头看着赵左右，装出一副语重心长的兄长模样主动摊牌。 赵左右居高临下地看着四十一岁的自己，顺着他的话直接抛出了接手《三人行》的要求，更掷地有声地立下了超越长林的宏……</w:t>
+              <w:t>【本场戏剧功能与导演调度任务】【中点转折与矛盾升级调度】以「内/外　高一十班教室·罗爱文家客厅·校园林荫道·食堂与微机室 — 日/夜」为物理容器，聚焦（荀未来、赵左右、罗爱文、受访女同学、荀未来（内心独白））的对手戏力场，核心导演任务在于：引爆学业分科抉择、少年良知与同窗义气冲突。</w:t>
               <w:br/>
               <w:t>【完整剧情推进与动作细节】高一十班教室内，四十一岁的荀未来正坐在第一排翻看《读者》杂志。十六岁的赵左右走到他的课桌前停下。荀未来放下手中的杂志，抬头看着赵左右，装出一副语重心长的兄长模样主动摊牌。 赵左右居高临下地看着四十一岁的自己，顺着他的话直接抛出了接手《三人行》的要求，更掷地有声地立下了超越长林的宏愿！ 荀未来闻言先是一愣，随即狂喜地从座位上蹦了起来，高举双臂在教室过道里兴奋地转圈欢呼！恰逢一名男同学从前门跑进教室大喊“老戴来了！”，荀未来连忙收住动作溜回座位。 傍晚，罗爱文家的中式红木客厅内，回到家的荀未来一边摇头晃脑地哼着京剧戏腔，一边把书包潇洒地甩在沙发上，整个人惬意地往沙发上一躺。 罗爱文端着水杯走过来，满脸不解地看着把社长位置拱手让人的荀未来。 荀未来翘着二郎腿，毫不客气地白了罗爱文一眼，语气里满是对十六岁自己的骄傲。 次日白天，长林八中校园林荫道上，十六岁的赵左右手里举着那台索尼DV摄像机（取景框显示 ●REC SP），正在路边随机拦截一名戴围巾的女同学进行校园街头采访；四十一岁的荀未来恰好路过，好奇地停下脚步站在树后旁听。 女同学对着DV镜头毫不留情地辛辣吐槽，把旁边的赵左右逗得忍俊不禁。</w:t>
               <w:br/>
@@ -1253,21 +1209,10 @@
             <w:shd w:fill="F7FAFC"/>
           </w:tcPr>
           <w:p>
-            <w:pPr>
-              <w:spacing w:before="40" w:after="40" w:line="341" w:lineRule="auto"/>
-              <w:jc w:val="left"/>
-            </w:pPr>
-            <w:r/>
             <w:r>
-              <w:rPr>
-                <w:rFonts w:ascii="Times New Roman" w:hAnsi="Times New Roman" w:eastAsia="宋体"/>
-                <w:b w:val="0"/>
-                <w:color w:val="191919"/>
-                <w:sz w:val="19"/>
-              </w:rPr>
               <w:t>【出场人物】荀未来、赵了、王一漫、荀未来（内心独白）</w:t>
               <w:br/>
-              <w:t>【本场戏剧功能与导演调度任务】夜晚，长林市第八中学校门外的路边，积雪未消。四十一岁的荀未来裹紧棉大衣走出校门，熟练地拉开停在路边的黑色路虎越野车副驾驶车门坐了进去。 驾驶座上，头戴“EPOWER”棒球帽的六十六岁赵了从大衣口袋里掏出几张老照片（赵东来与刘美奕年轻时的合影）递给荀未来，神色平静地开口叮嘱。</w:t>
+              <w:t>【本场戏剧功能与导演调度任务】【中点转折与矛盾升级调度】以「外/内　长林八中校门外·黑色路虎车内与学校广播室 — 夜/日」为物理容器，聚焦（荀未来、赵了、王一漫、荀未来（内心独白））的对手戏力场，核心导演任务在于：深化中国式原生家庭“刀子嘴与避风港”的代际情感共振。</w:t>
               <w:br/>
               <w:t>【完整剧情推进与动作细节】夜晚，长林市第八中学校门外的路边，积雪未消。四十一岁的荀未来裹紧棉大衣走出校门，熟练地拉开停在路边的黑色路虎越野车副驾驶车门坐了进去。 驾驶座上，头戴“EPOWER”棒球帽的六十六岁赵了从大衣口袋里掏出几张老照片（赵东来与刘美奕年轻时的合影）递给荀未来，神色平静地开口叮嘱。 荀未来接过父母的照片扫了一眼，漫不经心地揣进兜里，满脑子都是那五百万奖金。 赵了斜睨了他一眼，嘴角浮起一抹过来人的轻嗤。 荀未来不服气地转过头，掰着手指头向六十六岁的自己放狠话；赵了敷衍地笑着点了点头：“加油啊。” 笑闹过后，荀未来收敛神色，转过头正色看向赵了询问未来的情况。 提到未来与妻子舒图，六十六岁的赵了眼神骤然黯淡下来，望着前挡风玻璃外的夜色，声音里满是掩不住的焦虑与牵挂。 荀未来闻言，又搬出了他那套急功近利的歪理。</w:t>
               <w:br/>
@@ -1320,21 +1265,10 @@
             </w:tcMar>
           </w:tcPr>
           <w:p>
-            <w:pPr>
-              <w:spacing w:before="40" w:after="40" w:line="341" w:lineRule="auto"/>
-              <w:jc w:val="left"/>
-            </w:pPr>
-            <w:r/>
             <w:r>
-              <w:rPr>
-                <w:rFonts w:ascii="Times New Roman" w:hAnsi="Times New Roman" w:eastAsia="宋体"/>
-                <w:b w:val="0"/>
-                <w:color w:val="191919"/>
-                <w:sz w:val="19"/>
-              </w:rPr>
               <w:t>【出场人物】杨敏、王一漫、荀未来、罗爱文、罗厂长</w:t>
               <w:br/>
-              <w:t>【本场戏剧功能与导演调度任务】夜晚，飞霞湾别墅王一漫的卧室内，王一漫独自坐在梳妆台前，对着镜子轻轻抚摸自己额头上的那颗小痘痘，眼神里带着一丝少女的忧虑。这时，母亲杨敏端着一盘切好的苹果推门走进卧室，来到梳妆台旁。 王一漫立刻放下摸额头的手，乖巧地挺直后背向母亲汇报。</w:t>
+              <w:t>【本场戏剧功能与导演调度任务】【叙事推进与人物关系博弈调度】以「内　飞霞湾王一漫家卧室与罗爱文家豪宅客厅 — 夜」为物理容器，聚焦（杨敏、王一漫、荀未来、罗爱文、罗厂长）的对手戏力场，核心导演任务在于：引爆学业分科抉择、少年良知与同窗义气冲突。</w:t>
               <w:br/>
               <w:t>【完整剧情推进与动作细节】夜晚，飞霞湾别墅王一漫的卧室内，王一漫独自坐在梳妆台前，对着镜子轻轻抚摸自己额头上的那颗小痘痘，眼神里带着一丝少女的忧虑。这时，母亲杨敏端着一盘切好的苹果推门走进卧室，来到梳妆台旁。 王一漫立刻放下摸额头的手，乖巧地挺直后背向母亲汇报。 杨敏脸上挂着温和却不容置疑的微笑，立刻提起了上次开学考的分数。 王一漫顺从地点了点头。 杨敏低头看到女儿额头上的红痘，伸手拨开她的刘海摸了一下，脸上的笑容瞬间消失，语气里透出毫不掩饰的嫌弃与苛责。 王一漫眼神一黯，却还是勉强挤出一抹微笑，小心翼翼地替自己解释。 杨敏将双手按在王一漫的双肩上，居高临下地看着镜中的女儿，用最平淡的语气说出了一句极其冷酷的话。 听到母亲提起被逼退学的陈明，王一漫放在膝头的手指微微蜷缩，在镜子前紧抿着嘴唇，极力压抑着内心的窒息感。</w:t>
               <w:br/>
@@ -1389,21 +1323,10 @@
             <w:shd w:fill="F7FAFC"/>
           </w:tcPr>
           <w:p>
-            <w:pPr>
-              <w:spacing w:before="40" w:after="40" w:line="341" w:lineRule="auto"/>
-              <w:jc w:val="left"/>
-            </w:pPr>
-            <w:r/>
             <w:r>
-              <w:rPr>
-                <w:rFonts w:ascii="Times New Roman" w:hAnsi="Times New Roman" w:eastAsia="宋体"/>
-                <w:b w:val="0"/>
-                <w:color w:val="191919"/>
-                <w:sz w:val="19"/>
-              </w:rPr>
               <w:t>【出场人物】赵左右、荀未来、荀未来（内心独白）、赵了、罗厂长、宣传科负责人、赵左右（内心独白）</w:t>
               <w:br/>
-              <w:t>【本场戏剧功能与导演调度任务】次日白天，高一十班教室讲台前，十六岁的赵左右靠在黑板边摆弄着一把教学用大木制三角板，满脸不解地向身旁的荀未来发问。 荀未来急切地凑近半步，苦口婆心地向十六岁的自己传授职场应酬潜规则。</w:t>
+              <w:t>【本场戏剧功能与导演调度任务】【片尾断章/高潮尾钩（Cliffhanger）调度】以「内/外　高一十班教室·天门饭店大堂·门外轿车与VIP包厢 — 日/夜」为物理容器，聚焦（赵左右、荀未来、荀未来（内心独白）、赵了、罗厂长、宣传科负责人、赵左右（内心独白））的对手戏力场，核心导演任务在于：利用跨时空媒介错位与同源生理本能推进身份掉马与主体性宣战。</w:t>
               <w:br/>
               <w:t>【完整剧情推进与动作细节】次日白天，高一十班教室讲台前，十六岁的赵左右靠在黑板边摆弄着一把教学用大木制三角板，满脸不解地向身旁的荀未来发问。 荀未来急切地凑近半步，苦口婆心地向十六岁的自己传授职场应酬潜规则。 赵左右抱着双臂歪头反问。 荀未来接过他手里的三角板比划着，现场教学如何在实话基础上“加料”，并拿坐在前排打瞌睡的罗爱文举例。 赵左右看了一眼坐在前排的罗爱文，实在想不出词。 荀未来脱口而出一个2020年代的网络热词；镜头切至前排罗爱文的面部大特写——只见罗爱文正仰头呼呼大睡，两只闭着的眼皮上竟然贴着两张画着睁大眼珠子的白纸片！ 赵左右看着眼皮贴假眼珠呼呼大睡的罗爱文，又转头看向满嘴新潮词汇的荀未来，眼神里再次闪过一丝敏锐的试探！ 荀未来下意识脱口说出自己原本大学专业的“计算机”三个字，话到嘴边猛然惊觉差点说漏嘴说出“计算机系”，连忙生硬地急转弯接了一句“很重要”，强行把话圆成让赵左右用电脑多百度词汇。</w:t>
               <w:br/>
@@ -1456,21 +1379,10 @@
             </w:tcMar>
           </w:tcPr>
           <w:p>
-            <w:pPr>
-              <w:spacing w:before="40" w:after="40" w:line="341" w:lineRule="auto"/>
-              <w:jc w:val="left"/>
-            </w:pPr>
-            <w:r/>
             <w:r>
-              <w:rPr>
-                <w:rFonts w:ascii="Times New Roman" w:hAnsi="Times New Roman" w:eastAsia="宋体"/>
-                <w:b w:val="0"/>
-                <w:color w:val="191919"/>
-                <w:sz w:val="19"/>
-              </w:rPr>
               <w:t>【出场人物】罗厂长、赵左右、西装下属、荀未来、烧烤店服务员</w:t>
               <w:br/>
-              <w:t>【本场戏剧功能与导演调度任务】半个小时后，天门饭店二楼VIP包厢门打开，罗厂长亲热地搂着穿好羽绒服的赵左右走出包厢门外。 赵左右拍了拍肚子，礼貌地鞠躬向罗厂长和两位叔叔挥手告别，转身欢快地跑下楼梯。</w:t>
+              <w:t>【本场戏剧功能与导演调度任务】【片尾断章/高潮尾钩（Cliffhanger）调度】以「内　天门饭店包厢门外走廊与街边烧烤店 — 夜」为物理容器，聚焦（罗厂长、赵左右、西装下属、荀未来、烧烤店服务员）的对手戏力场，核心导演任务在于：通过生活化微动作与潜台词交锋外化角色心理位移，衔接前后场因果链条。</w:t>
               <w:br/>
               <w:t>【完整剧情推进与动作细节】半个小时后，天门饭店二楼VIP包厢门打开，罗厂长亲热地搂着穿好羽绒服的赵左右走出包厢门外。 赵左右拍了拍肚子，礼貌地鞠躬向罗厂长和两位叔叔挥手告别，转身欢快地跑下楼梯。 站在包厢门口的罗厂长笑着挥手目送少年远去，待赵左右的身影消失在楼梯口，这位老谋深算的厂长立刻收起了脸上的豪爽笑容，侧过身对两名下属露出一切尽在掌握的戏谑神情。 西装下属心领神会地凑上前竖起大拇指奉承。 罗厂长得意地一点头，转身往包厢里走，走了两步又忽然停下脚步扶住门框，从口袋里掏出一张折叠的采访发言稿展开指给下属看。 两名下属凑上前一看，立刻拍手叫好、连声附和，三人开怀大笑地走回包厢。 深夜，长林市街边一家挂着暖黄色串灯与“把幸福一饮而尽”标语的烧烤店卡座内，十六岁的赵左右与四十一岁的荀未来面对面坐着，两人开心地举起玻璃汽水瓶碰杯庆祝！ 荀未来仰头喝了一大口汽水，拿起一串烤肉笑着鼓励他。</w:t>
               <w:br/>

--- a/01_《三人行》全24集全流程标杆成品库/03_剧作结构、悬念节奏与视听解码/EP14_《三人行》第十四集《继承》剧作结构、悬念节奏与视听解码.docx
+++ b/01_《三人行》全24集全流程标杆成品库/03_剧作结构、悬念节奏与视听解码/EP14_《三人行》第十四集《继承》剧作结构、悬念节奏与视听解码.docx
@@ -139,7 +139,7 @@
           <w:color w:val="141414"/>
           <w:sz w:val="21"/>
         </w:rPr>
-        <w:t>在本集第14-3场与第14-6场中，剧作首次正面揭开了2058年“人生（无限）有限公司”的底层监控逻辑与荀未来穿越的终极秘密：</w:t>
+        <w:t>在本集与剧作首次正面揭开了2058年“人生（无限）有限公司”的底层监控逻辑与荀未来穿越的终极秘密：</w:t>
       </w:r>
     </w:p>
     <w:p>
@@ -250,8 +250,6 @@
                 <w:b/>
               </w:rPr>
               <w:t>2058点对点监测红色警报与“误判”按钮</w:t>
-              <w:br/>
-              <w:t>（14-3／14-6场）</w:t>
             </w:r>
           </w:p>
         </w:tc>
@@ -298,8 +296,6 @@
             </w:pPr>
             <w:r>
               <w:t>罗家地下室烤菠萝与“计算机……很重要”说漏嘴</w:t>
-              <w:br/>
-              <w:t>（14-8至14-9场）</w:t>
             </w:r>
           </w:p>
         </w:tc>
@@ -346,8 +342,6 @@
             </w:pPr>
             <w:r>
               <w:t>天门饭店“叔，我姓赵”三次正名与烧烤店狂炫过敏烤菠萝</w:t>
-              <w:br/>
-              <w:t>（14-8至14-9场）</w:t>
             </w:r>
           </w:p>
         </w:tc>
@@ -417,7 +411,7 @@
           <w:color w:val="141414"/>
           <w:sz w:val="21"/>
         </w:rPr>
-        <w:t>• 起承转合五幕戏剧节拍与冷开场/强尾钩排布（B账）：• 冷开场（14-1至14-3）：戴娟宣布周末去爱荣机械厂学工住一晚；502室赵了将新买的SONY Handycam DV摄像机借给16岁小赵（触发2058波动警报被小雪按误判消掉）； • 第一幕（14-4至14-5前半）：八中校门口长林电视台采访，荀未来把《三人行》全部功劳推给赵左右；501室全家看电视新闻鼓掌，赵东来道出“世上无人无条件让利，除了父母”；小赵在教室正式从荀未来手中接棒继承《三人行》； • 第二幕（14-5后半至14-6）：小赵用DV拍病房里的徐图图连吃五罐黄桃罐头，徐图图一句“谁还看静态的杂志，都来黍豆网看活泼可爱的我”点醒小赵；微机室里小赵亮出【黍豆网首届视频播客大赛·头奖500万】宣布将《三人行》转型为网络视频！赵了拿父母年轻合照叮嘱荀未来让小赵多给爸妈拍录像； • 第三幕（14-7）：飞霞湾别墅杨敏继续施压王一漫英语考分；罗爱文家豪宅客厅里，罗父罗仕强从家用电梯走出，居高临下刁难寄宿的荀未来去做“猪肉大葱·馅儿包面”； • 第四幕（14-8至14-9前半）：天门饭店二楼VIP包厢鸿门宴，罗厂长故意三次叫错“李左右/小李”试图拿捏少年，16岁赵左右不卑不亢三次当面硬气纠正：“叔，我姓赵！”； • 第五幕尾钩（14-9后半）：街边烧烤店里，小赵盯着荀未来直球发问“你是不是来自未……”，恰逢服务员端上“秘制菠萝牛肉串”——为打消小赵怀疑、避免触发2058宏观监测，对菠萝严重过敏的荀未来硬着头皮抓起烤菠萝狂炫！</w:t>
+        <w:t>• 起承转合五幕戏剧节拍与冷开场/强尾钩排布（B账）：• 冷开场：戴娟宣布周末去爱荣机械厂学工住一晚；502室赵了将新买的SONY Handycam DV摄像机借给16岁小赵（触发2058波动警报被小雪按误判消掉）； • 第一幕（14-4至14-5前半）：八中校门口长林电视台采访，荀未来把《三人行》全部功劳推给赵左右；501室全家看电视新闻鼓掌，赵东来道出“世上无人无条件让利，除了父母”；小赵在教室正式从荀未来手中接棒继承《三人行》； • 第二幕（14-5后半至14-6）：小赵用DV拍病房里的徐图图连吃五罐黄桃罐头，徐图图一句“谁还看静态的杂志，都来黍豆网看活泼可爱的我”点醒小赵；微机室里小赵亮出【黍豆网首届视频播客大赛·头奖500万】宣布将《三人行》转型为网络视频！赵了拿父母年轻合照叮嘱荀未来让小赵多给爸妈拍录像； • 第三幕：飞霞湾别墅杨敏继续施压王一漫英语考分；罗爱文家豪宅客厅里，罗父罗仕强从家用电梯走出，居高临下刁难寄宿的荀未来去做“猪肉大葱·馅儿包面”； • 第四幕（14-8至14-9前半）：天门饭店二楼VIP包厢鸿门宴，罗厂长故意三次叫错“李左右/小李”试图拿捏少年，16岁赵左右不卑不亢三次当面硬气纠正：“叔，我姓赵！”； • 第五幕尾钩（14-9后半）：街边烧烤店里，小赵盯着荀未来直球发问“你是不是来自未……”，恰逢服务员端上“秘制菠萝牛肉串”——为打消小赵怀疑、避免触发2058宏观监测，对菠萝严重过敏的荀未来硬着头皮抓起烤菠萝狂炫！</w:t>
       </w:r>
     </w:p>
     <w:tbl>
@@ -747,13 +741,13 @@
                 <w:color w:val="191919"/>
                 <w:sz w:val="19"/>
               </w:rPr>
-              <w:t>• 冷开场（14-1至14-3）：戴娟宣布周末去爱荣机械厂学工住一晚；502室赵了将新买的SONY Handycam DV摄像机借给16岁小赵（触发2058波动警报被小雪按误判消掉）；</w:t>
+              <w:t>• 冷开场：戴娟宣布周末去爱荣机械厂学工住一晚；502室赵了将新买的SONY Handycam DV摄像机借给16岁小赵（触发2058波动警报被小雪按误判消掉）；</w:t>
               <w:br/>
               <w:t>• 第一幕（14-4至14-5前半）：八中校门口长林电视台采访，荀未来把《三人行》全部功劳推给赵左右；501室全家看电视新闻鼓掌，赵东来道出“世上无人无条件让利，除了父母”；小赵在教室正式从荀未来手中接棒继承《三人行》；</w:t>
               <w:br/>
               <w:t>• 第二幕（14-5后半至14-6）：小赵用DV拍病房里的徐图图连吃五罐黄桃罐头，徐图图一句“谁还看静态的杂志，都来黍豆网看活泼可爱的我”点醒小赵；微机室里小赵亮出【黍豆网首届视频播客大赛·头奖500万】宣布将《三人行》转型为网络视频！赵了拿父母年轻合照叮嘱荀未来让小赵多给爸妈拍录像；</w:t>
               <w:br/>
-              <w:t>• 第三幕（14-7）：飞霞湾别墅杨敏继续施压王一漫英语考分；罗爱文家豪宅客厅里，罗父罗仕强从家用电梯走出，居高临下刁难寄宿的荀未来去做“猪肉大葱·馅儿包面”；</w:t>
+              <w:t>• 第三幕：飞霞湾别墅杨敏继续施压王一漫英语考分；罗爱文家豪宅客厅里，罗父罗仕强从家用电梯走出，居高临下刁难寄宿的荀未来去做“猪肉大葱·馅儿包面”；</w:t>
               <w:br/>
               <w:t>• 第四幕（14-8至14-9前半）：天门饭店二楼VIP包厢鸿门宴，罗厂长故意三次叫错“李左右/小李”试图拿捏少年，16岁赵左右不卑不亢三次当面硬气纠正：“叔，我姓赵！”；</w:t>
               <w:br/>
@@ -1420,7 +1414,7 @@
           <w:color w:val="141414"/>
           <w:sz w:val="21"/>
         </w:rPr>
-        <w:t>本集后半段（第14-7至14-9场）用极具讽刺喜剧色彩的双线对比，展现了41岁中年人的圆滑世故与16岁少年的赤诚锋芒：</w:t>
+        <w:t>本集后半段用极具讽刺喜剧色彩的双线对比，展现了41岁中年人的圆滑世故与16岁少年的赤诚锋芒：</w:t>
       </w:r>
     </w:p>
     <w:p>
@@ -2639,7 +2633,7 @@
               <w:jc w:val="left"/>
             </w:pPr>
             <w:r>
-              <w:t>S01 @ 00:22.0 (第14-1场)</w:t>
+              <w:t xml:space="preserve">S01 @ 00:22.0 </w:t>
               <w:br/>
               <w:t>（场次：）</w:t>
             </w:r>
@@ -2696,7 +2690,7 @@
               <w:jc w:val="left"/>
             </w:pPr>
             <w:r>
-              <w:t>S01 @ 01:20.0 (第14-1场)</w:t>
+              <w:t xml:space="preserve">S01 @ 01:20.0 </w:t>
               <w:br/>
               <w:t>（场次：）</w:t>
             </w:r>
@@ -2753,7 +2747,7 @@
               <w:jc w:val="left"/>
             </w:pPr>
             <w:r>
-              <w:t>S01 @ 02:15.0 (第14-1场)</w:t>
+              <w:t xml:space="preserve">S01 @ 02:15.0 </w:t>
               <w:br/>
               <w:t>（场次：）</w:t>
             </w:r>
@@ -2810,7 +2804,7 @@
               <w:jc w:val="left"/>
             </w:pPr>
             <w:r>
-              <w:t>S02 @ 05:12.0 (第14-3场)</w:t>
+              <w:t xml:space="preserve">S02 @ 05:12.0 </w:t>
               <w:br/>
               <w:t>（场次：）</w:t>
             </w:r>
@@ -2867,7 +2861,7 @@
               <w:jc w:val="left"/>
             </w:pPr>
             <w:r>
-              <w:t>S02 @ 05:55.0 (第14-3场)</w:t>
+              <w:t xml:space="preserve">S02 @ 05:55.0 </w:t>
               <w:br/>
               <w:t>（场次：）</w:t>
             </w:r>
@@ -2924,7 +2918,7 @@
               <w:jc w:val="left"/>
             </w:pPr>
             <w:r>
-              <w:t>S03 @ 09:45.0 (第14-4场)</w:t>
+              <w:t xml:space="preserve">S03 @ 09:45.0 </w:t>
               <w:br/>
               <w:t>（场次：）</w:t>
             </w:r>
@@ -2981,7 +2975,7 @@
               <w:jc w:val="left"/>
             </w:pPr>
             <w:r>
-              <w:t>S03 @ 11:02.0 (第14-4场)</w:t>
+              <w:t xml:space="preserve">S03 @ 11:02.0 </w:t>
               <w:br/>
               <w:t>（场次：＆）</w:t>
             </w:r>
@@ -3038,7 +3032,7 @@
               <w:jc w:val="left"/>
             </w:pPr>
             <w:r>
-              <w:t>S03 @ 12:18.0 (第14-4场)</w:t>
+              <w:t xml:space="preserve">S03 @ 12:18.0 </w:t>
               <w:br/>
               <w:t>（场次：）</w:t>
             </w:r>

--- a/01_《三人行》全24集全流程标杆成品库/03_剧作结构、悬念节奏与视听解码/EP14_《三人行》第十四集《继承》剧作结构、悬念节奏与视听解码.docx
+++ b/01_《三人行》全24集全流程标杆成品库/03_剧作结构、悬念节奏与视听解码/EP14_《三人行》第十四集《继承》剧作结构、悬念节奏与视听解码.docx
@@ -491,9 +491,7 @@
         </w:tc>
       </w:tr>
       <w:tr>
-        <w:trPr>
-          <w:cantSplit/>
-        </w:trPr>
+        <w:trPr/>
         <w:tc>
           <w:tcPr>
             <w:tcW w:type="dxa" w:w="2808"/>
@@ -554,9 +552,7 @@
         </w:tc>
       </w:tr>
       <w:tr>
-        <w:trPr>
-          <w:cantSplit/>
-        </w:trPr>
+        <w:trPr/>
         <w:tc>
           <w:tcPr>
             <w:tcW w:type="dxa" w:w="2808"/>
@@ -619,9 +615,7 @@
         </w:tc>
       </w:tr>
       <w:tr>
-        <w:trPr>
-          <w:cantSplit/>
-        </w:trPr>
+        <w:trPr/>
         <w:tc>
           <w:tcPr>
             <w:tcW w:type="dxa" w:w="2808"/>
@@ -682,9 +676,7 @@
         </w:tc>
       </w:tr>
       <w:tr>
-        <w:trPr>
-          <w:cantSplit/>
-        </w:trPr>
+        <w:trPr/>
         <w:tc>
           <w:tcPr>
             <w:tcW w:type="dxa" w:w="2808"/>
@@ -865,9 +857,7 @@
         </w:tc>
       </w:tr>
       <w:tr>
-        <w:trPr>
-          <w:cantSplit/>
-        </w:trPr>
+        <w:trPr/>
         <w:tc>
           <w:tcPr>
             <w:tcW w:type="dxa" w:w="2880"/>
@@ -921,9 +911,7 @@
         </w:tc>
       </w:tr>
       <w:tr>
-        <w:trPr>
-          <w:cantSplit/>
-        </w:trPr>
+        <w:trPr/>
         <w:tc>
           <w:tcPr>
             <w:tcW w:type="dxa" w:w="2880"/>
@@ -988,9 +976,7 @@
         </w:tc>
       </w:tr>
       <w:tr>
-        <w:trPr>
-          <w:cantSplit/>
-        </w:trPr>
+        <w:trPr/>
         <w:tc>
           <w:tcPr>
             <w:tcW w:type="dxa" w:w="2880"/>
@@ -1044,9 +1030,7 @@
         </w:tc>
       </w:tr>
       <w:tr>
-        <w:trPr>
-          <w:cantSplit/>
-        </w:trPr>
+        <w:trPr/>
         <w:tc>
           <w:tcPr>
             <w:tcW w:type="dxa" w:w="2880"/>
@@ -1102,9 +1086,7 @@
         </w:tc>
       </w:tr>
       <w:tr>
-        <w:trPr>
-          <w:cantSplit/>
-        </w:trPr>
+        <w:trPr/>
         <w:tc>
           <w:tcPr>
             <w:tcW w:type="dxa" w:w="2880"/>
@@ -1158,9 +1140,7 @@
         </w:tc>
       </w:tr>
       <w:tr>
-        <w:trPr>
-          <w:cantSplit/>
-        </w:trPr>
+        <w:trPr/>
         <w:tc>
           <w:tcPr>
             <w:tcW w:type="dxa" w:w="2880"/>
@@ -1216,9 +1196,7 @@
         </w:tc>
       </w:tr>
       <w:tr>
-        <w:trPr>
-          <w:cantSplit/>
-        </w:trPr>
+        <w:trPr/>
         <w:tc>
           <w:tcPr>
             <w:tcW w:type="dxa" w:w="2880"/>
@@ -1272,9 +1250,7 @@
         </w:tc>
       </w:tr>
       <w:tr>
-        <w:trPr>
-          <w:cantSplit/>
-        </w:trPr>
+        <w:trPr/>
         <w:tc>
           <w:tcPr>
             <w:tcW w:type="dxa" w:w="2880"/>
@@ -1330,9 +1306,7 @@
         </w:tc>
       </w:tr>
       <w:tr>
-        <w:trPr>
-          <w:cantSplit/>
-        </w:trPr>
+        <w:trPr/>
         <w:tc>
           <w:tcPr>
             <w:tcW w:type="dxa" w:w="2880"/>
@@ -1542,9 +1516,7 @@
         </w:tc>
       </w:tr>
       <w:tr>
-        <w:trPr>
-          <w:cantSplit/>
-        </w:trPr>
+        <w:trPr/>
         <w:tc>
           <w:tcPr>
             <w:tcW w:type="dxa" w:w="2880"/>
@@ -1613,9 +1585,7 @@
         </w:tc>
       </w:tr>
       <w:tr>
-        <w:trPr>
-          <w:cantSplit/>
-        </w:trPr>
+        <w:trPr/>
         <w:tc>
           <w:tcPr>
             <w:tcW w:type="dxa" w:w="2880"/>
@@ -1682,9 +1652,7 @@
         </w:tc>
       </w:tr>
       <w:tr>
-        <w:trPr>
-          <w:cantSplit/>
-        </w:trPr>
+        <w:trPr/>
         <w:tc>
           <w:tcPr>
             <w:tcW w:type="dxa" w:w="2880"/>
@@ -1753,9 +1721,7 @@
         </w:tc>
       </w:tr>
       <w:tr>
-        <w:trPr>
-          <w:cantSplit/>
-        </w:trPr>
+        <w:trPr/>
         <w:tc>
           <w:tcPr>
             <w:tcW w:type="dxa" w:w="2880"/>
@@ -1826,9 +1792,7 @@
         </w:tc>
       </w:tr>
       <w:tr>
-        <w:trPr>
-          <w:cantSplit/>
-        </w:trPr>
+        <w:trPr/>
         <w:tc>
           <w:tcPr>
             <w:tcW w:type="dxa" w:w="2880"/>
@@ -1897,9 +1861,7 @@
         </w:tc>
       </w:tr>
       <w:tr>
-        <w:trPr>
-          <w:cantSplit/>
-        </w:trPr>
+        <w:trPr/>
         <w:tc>
           <w:tcPr>
             <w:tcW w:type="dxa" w:w="2880"/>
@@ -1970,9 +1932,7 @@
         </w:tc>
       </w:tr>
       <w:tr>
-        <w:trPr>
-          <w:cantSplit/>
-        </w:trPr>
+        <w:trPr/>
         <w:tc>
           <w:tcPr>
             <w:tcW w:type="dxa" w:w="2880"/>
@@ -2041,9 +2001,7 @@
         </w:tc>
       </w:tr>
       <w:tr>
-        <w:trPr>
-          <w:cantSplit/>
-        </w:trPr>
+        <w:trPr/>
         <w:tc>
           <w:tcPr>
             <w:tcW w:type="dxa" w:w="2880"/>
@@ -2114,9 +2072,7 @@
         </w:tc>
       </w:tr>
       <w:tr>
-        <w:trPr>
-          <w:cantSplit/>
-        </w:trPr>
+        <w:trPr/>
         <w:tc>
           <w:tcPr>
             <w:tcW w:type="dxa" w:w="2880"/>
@@ -2293,9 +2249,7 @@
         </w:tc>
       </w:tr>
       <w:tr>
-        <w:trPr>
-          <w:cantSplit/>
-        </w:trPr>
+        <w:trPr/>
         <w:tc>
           <w:tcPr>
             <w:tcW w:type="dxa" w:w="2808"/>
@@ -2356,9 +2310,7 @@
         </w:tc>
       </w:tr>
       <w:tr>
-        <w:trPr>
-          <w:cantSplit/>
-        </w:trPr>
+        <w:trPr/>
         <w:tc>
           <w:tcPr>
             <w:tcW w:type="dxa" w:w="2808"/>
@@ -2421,9 +2373,7 @@
         </w:tc>
       </w:tr>
       <w:tr>
-        <w:trPr>
-          <w:cantSplit/>
-        </w:trPr>
+        <w:trPr/>
         <w:tc>
           <w:tcPr>
             <w:tcW w:type="dxa" w:w="2808"/>
@@ -2484,9 +2434,7 @@
         </w:tc>
       </w:tr>
       <w:tr>
-        <w:trPr>
-          <w:cantSplit/>
-        </w:trPr>
+        <w:trPr/>
         <w:tc>
           <w:tcPr>
             <w:tcW w:type="dxa" w:w="2808"/>
@@ -2549,9 +2497,7 @@
         </w:tc>
       </w:tr>
       <w:tr>
-        <w:trPr>
-          <w:cantSplit/>
-        </w:trPr>
+        <w:trPr/>
         <w:tc>
           <w:tcPr>
             <w:tcW w:type="dxa" w:w="2808"/>
@@ -2612,9 +2558,7 @@
         </w:tc>
       </w:tr>
       <w:tr>
-        <w:trPr>
-          <w:cantSplit/>
-        </w:trPr>
+        <w:trPr/>
         <w:tc>
           <w:tcPr>
             <w:tcW w:type="dxa" w:w="2808"/>
@@ -2670,9 +2614,7 @@
         </w:tc>
       </w:tr>
       <w:tr>
-        <w:trPr>
-          <w:cantSplit/>
-        </w:trPr>
+        <w:trPr/>
         <w:tc>
           <w:tcPr>
             <w:tcW w:type="dxa" w:w="2808"/>
@@ -2726,9 +2668,7 @@
         </w:tc>
       </w:tr>
       <w:tr>
-        <w:trPr>
-          <w:cantSplit/>
-        </w:trPr>
+        <w:trPr/>
         <w:tc>
           <w:tcPr>
             <w:tcW w:type="dxa" w:w="2808"/>
@@ -2784,9 +2724,7 @@
         </w:tc>
       </w:tr>
       <w:tr>
-        <w:trPr>
-          <w:cantSplit/>
-        </w:trPr>
+        <w:trPr/>
         <w:tc>
           <w:tcPr>
             <w:tcW w:type="dxa" w:w="2808"/>
@@ -2840,9 +2778,7 @@
         </w:tc>
       </w:tr>
       <w:tr>
-        <w:trPr>
-          <w:cantSplit/>
-        </w:trPr>
+        <w:trPr/>
         <w:tc>
           <w:tcPr>
             <w:tcW w:type="dxa" w:w="2808"/>
@@ -2898,9 +2834,7 @@
         </w:tc>
       </w:tr>
       <w:tr>
-        <w:trPr>
-          <w:cantSplit/>
-        </w:trPr>
+        <w:trPr/>
         <w:tc>
           <w:tcPr>
             <w:tcW w:type="dxa" w:w="2808"/>
@@ -2954,9 +2888,7 @@
         </w:tc>
       </w:tr>
       <w:tr>
-        <w:trPr>
-          <w:cantSplit/>
-        </w:trPr>
+        <w:trPr/>
         <w:tc>
           <w:tcPr>
             <w:tcW w:type="dxa" w:w="2808"/>
@@ -3012,9 +2944,7 @@
         </w:tc>
       </w:tr>
       <w:tr>
-        <w:trPr>
-          <w:cantSplit/>
-        </w:trPr>
+        <w:trPr/>
         <w:tc>
           <w:tcPr>
             <w:tcW w:type="dxa" w:w="2808"/>
